--- a/lessons/7-6/downloads/reveal/teacher/7.6-session-1-prerequisite-practice-a.docx
+++ b/lessons/7-6/downloads/reveal/teacher/7.6-session-1-prerequisite-practice-a.docx
@@ -15,10 +15,28 @@
         <w:rPr>
           <w:rFonts w:ascii="Avenir Next" w:hAnsi="Avenir Next" w:cs="Avenir Next" w:eastAsia="Avenir Next"/>
           <w:color w:val="1A1A1A"/>
+          <w:sz w:val="22"/>
+          <w:szCs w:val="20"/>
+        </w:rPr>
+        <w:t xml:space="preserve">Name</w:t>
+      </w:r>
+      <w:r>
+        <w:rPr>
+          <w:rFonts w:ascii="Avenir Next" w:hAnsi="Avenir Next" w:cs="Avenir Next" w:eastAsia="Avenir Next"/>
+          <w:color w:val="1A1A1A"/>
           <w:sz w:val="20"/>
           <w:szCs w:val="20"/>
         </w:rPr>
-        <w:t xml:space="preserve">Name</w:t>
+        <w:tab/>
+      </w:r>
+      <w:r>
+        <w:rPr>
+          <w:rFonts w:ascii="Avenir Next" w:hAnsi="Avenir Next" w:cs="Avenir Next" w:eastAsia="Avenir Next"/>
+          <w:color w:val="1A1A1A"/>
+          <w:sz w:val="22"/>
+          <w:szCs w:val="20"/>
+        </w:rPr>
+        <w:t xml:space="preserve">   Date</w:t>
       </w:r>
       <w:r>
         <w:rPr>
@@ -33,25 +51,7 @@
         <w:rPr>
           <w:rFonts w:ascii="Avenir Next" w:hAnsi="Avenir Next" w:cs="Avenir Next" w:eastAsia="Avenir Next"/>
           <w:color w:val="1A1A1A"/>
-          <w:sz w:val="20"/>
-          <w:szCs w:val="20"/>
-        </w:rPr>
-        <w:t xml:space="preserve">   Date</w:t>
-      </w:r>
-      <w:r>
-        <w:rPr>
-          <w:rFonts w:ascii="Avenir Next" w:hAnsi="Avenir Next" w:cs="Avenir Next" w:eastAsia="Avenir Next"/>
-          <w:color w:val="1A1A1A"/>
-          <w:sz w:val="20"/>
-          <w:szCs w:val="20"/>
-        </w:rPr>
-        <w:tab/>
-      </w:r>
-      <w:r>
-        <w:rPr>
-          <w:rFonts w:ascii="Avenir Next" w:hAnsi="Avenir Next" w:cs="Avenir Next" w:eastAsia="Avenir Next"/>
-          <w:color w:val="1A1A1A"/>
-          <w:sz w:val="20"/>
+          <w:sz w:val="22"/>
           <w:szCs w:val="20"/>
         </w:rPr>
         <w:t xml:space="preserve">   Period</w:t>
@@ -78,7 +78,7 @@
           <w:caps/>
           <w:color w:val="003A70"/>
           <w:spacing w:val="12"/>
-          <w:sz w:val="19"/>
+          <w:sz w:val="22"/>
           <w:szCs w:val="19"/>
         </w:rPr>
         <w:t xml:space="preserve">Lesson 7-6  ·  Session 1  ·  Prerequisite Practice A  ·  Skill 1 of 2</w:t>
@@ -86,6 +86,7 @@
     </w:p>
     <w:p>
       <w:pPr>
+        <w:pStyle w:val="Heading1"/>
         <w:keepNext/>
         <w:spacing w:before="0" w:after="10" w:line="240" w:lineRule="auto"/>
       </w:pPr>
@@ -111,7 +112,7 @@
         <w:rPr>
           <w:rFonts w:ascii="Avenir Next" w:hAnsi="Avenir Next" w:cs="Avenir Next" w:eastAsia="Avenir Next"/>
           <w:color w:val="5A5F66"/>
-          <w:sz w:val="17"/>
+          <w:sz w:val="22"/>
           <w:szCs w:val="17"/>
         </w:rPr>
         <w:t xml:space="preserve">Builds on Grade 5 · 5.G.A.2</w:t>
@@ -154,6 +155,7 @@
           </w:tcPr>
           <w:p>
             <w:pPr>
+              <w:pStyle w:val="Heading2"/>
               <w:spacing w:before="0" w:after="0" w:line="252" w:lineRule="auto"/>
             </w:pPr>
             <w:r>
@@ -183,7 +185,7 @@
               <w:rPr>
                 <w:rFonts w:ascii="Avenir Next" w:hAnsi="Avenir Next" w:cs="Avenir Next" w:eastAsia="Avenir Next"/>
                 <w:color w:val="1A1A1A"/>
-                <w:sz w:val="20"/>
+                <w:sz w:val="22"/>
                 <w:szCs w:val="20"/>
               </w:rPr>
               <w:t xml:space="preserve">You will find the distance from (3, 14) to (3, 4): 14 − 4 = 10 units.</w:t>
@@ -203,6 +205,7 @@
           </w:tcPr>
           <w:p>
             <w:pPr>
+              <w:pStyle w:val="Heading2"/>
               <w:spacing w:before="0" w:after="0" w:line="252" w:lineRule="auto"/>
             </w:pPr>
             <w:r>
@@ -232,7 +235,7 @@
               <w:rPr>
                 <w:rFonts w:ascii="Avenir Next" w:hAnsi="Avenir Next" w:cs="Avenir Next" w:eastAsia="Avenir Next"/>
                 <w:color w:val="1A1A1A"/>
-                <w:sz w:val="20"/>
+                <w:sz w:val="22"/>
                 <w:szCs w:val="20"/>
               </w:rPr>
               <w:t xml:space="preserve">Find the length between two Quadrant I points that share an x or a y.  </w:t>
@@ -242,7 +245,7 @@
                 <w:rFonts w:ascii="Avenir Next" w:hAnsi="Avenir Next" w:cs="Avenir Next" w:eastAsia="Avenir Next"/>
                 <w:b/>
                 <w:color w:val="1A1A1A"/>
-                <w:sz w:val="20"/>
+                <w:sz w:val="22"/>
                 <w:szCs w:val="20"/>
               </w:rPr>
               <w:t xml:space="preserve">You will use it in Practice Form A, problems 1 and 6.</w:t>
@@ -253,6 +256,7 @@
     </w:tbl>
     <w:p>
       <w:pPr>
+        <w:pStyle w:val="Heading2"/>
         <w:keepNext/>
         <w:pBdr>
           <w:bottom w:val="single" w:sz="8" w:space="3" w:color="003A70"/>
@@ -268,7 +272,7 @@
           <w:b/>
           <w:color w:val="003A70"/>
           <w:spacing w:val="14"/>
-          <w:sz w:val="19"/>
+          <w:sz w:val="22"/>
           <w:szCs w:val="19"/>
         </w:rPr>
         <w:t xml:space="preserve">STEPS TO FOLLOW</w:t>
@@ -287,7 +291,7 @@
           <w:rFonts w:ascii="Avenir Next" w:hAnsi="Avenir Next" w:cs="Avenir Next" w:eastAsia="Avenir Next"/>
           <w:i/>
           <w:color w:val="5A5F66"/>
-          <w:sz w:val="17"/>
+          <w:sz w:val="22"/>
           <w:szCs w:val="17"/>
         </w:rPr>
         <w:t xml:space="preserve">use these same steps on every problem</w:t>
@@ -329,6 +333,7 @@
           </w:tcPr>
           <w:p>
             <w:pPr>
+              <w:pStyle w:val="Heading1"/>
               <w:spacing w:before="0" w:after="0" w:line="240" w:lineRule="auto"/>
               <w:jc w:val="center"/>
             </w:pPr>
@@ -357,7 +362,7 @@
               <w:rPr>
                 <w:rFonts w:ascii="Avenir Next" w:hAnsi="Avenir Next" w:cs="Avenir Next" w:eastAsia="Avenir Next"/>
                 <w:color w:val="1A1A1A"/>
-                <w:sz w:val="21"/>
+                <w:sz w:val="22"/>
                 <w:szCs w:val="21"/>
               </w:rPr>
               <w:t xml:space="preserve">Find the coordinate that is the </w:t>
@@ -367,7 +372,7 @@
                 <w:rFonts w:ascii="Avenir Next" w:hAnsi="Avenir Next" w:cs="Avenir Next" w:eastAsia="Avenir Next"/>
                 <w:b/>
                 <w:color w:val="1A1A1A"/>
-                <w:sz w:val="21"/>
+                <w:sz w:val="22"/>
                 <w:szCs w:val="21"/>
               </w:rPr>
               <w:t xml:space="preserve">same</w:t>
@@ -376,7 +381,7 @@
               <w:rPr>
                 <w:rFonts w:ascii="Avenir Next" w:hAnsi="Avenir Next" w:cs="Avenir Next" w:eastAsia="Avenir Next"/>
                 <w:color w:val="1A1A1A"/>
-                <w:sz w:val="21"/>
+                <w:sz w:val="22"/>
                 <w:szCs w:val="21"/>
               </w:rPr>
               <w:t xml:space="preserve">.</w:t>
@@ -395,6 +400,7 @@
           </w:tcPr>
           <w:p>
             <w:pPr>
+              <w:pStyle w:val="Heading1"/>
               <w:spacing w:before="0" w:after="0" w:line="240" w:lineRule="auto"/>
               <w:jc w:val="center"/>
             </w:pPr>
@@ -423,7 +429,7 @@
               <w:rPr>
                 <w:rFonts w:ascii="Avenir Next" w:hAnsi="Avenir Next" w:cs="Avenir Next" w:eastAsia="Avenir Next"/>
                 <w:color w:val="1A1A1A"/>
-                <w:sz w:val="21"/>
+                <w:sz w:val="22"/>
                 <w:szCs w:val="21"/>
               </w:rPr>
               <w:t xml:space="preserve">Look at the coordinates that </w:t>
@@ -433,7 +439,7 @@
                 <w:rFonts w:ascii="Avenir Next" w:hAnsi="Avenir Next" w:cs="Avenir Next" w:eastAsia="Avenir Next"/>
                 <w:b/>
                 <w:color w:val="1A1A1A"/>
-                <w:sz w:val="21"/>
+                <w:sz w:val="22"/>
                 <w:szCs w:val="21"/>
               </w:rPr>
               <w:t xml:space="preserve">change</w:t>
@@ -442,7 +448,7 @@
               <w:rPr>
                 <w:rFonts w:ascii="Avenir Next" w:hAnsi="Avenir Next" w:cs="Avenir Next" w:eastAsia="Avenir Next"/>
                 <w:color w:val="1A1A1A"/>
-                <w:sz w:val="21"/>
+                <w:sz w:val="22"/>
                 <w:szCs w:val="21"/>
               </w:rPr>
               <w:t xml:space="preserve">.</w:t>
@@ -461,6 +467,7 @@
           </w:tcPr>
           <w:p>
             <w:pPr>
+              <w:pStyle w:val="Heading1"/>
               <w:spacing w:before="0" w:after="0" w:line="240" w:lineRule="auto"/>
               <w:jc w:val="center"/>
             </w:pPr>
@@ -490,7 +497,7 @@
                 <w:rFonts w:ascii="Avenir Next" w:hAnsi="Avenir Next" w:cs="Avenir Next" w:eastAsia="Avenir Next"/>
                 <w:b/>
                 <w:color w:val="1A1A1A"/>
-                <w:sz w:val="21"/>
+                <w:sz w:val="22"/>
                 <w:szCs w:val="21"/>
               </w:rPr>
               <w:t xml:space="preserve">Subtract</w:t>
@@ -499,7 +506,7 @@
               <w:rPr>
                 <w:rFonts w:ascii="Avenir Next" w:hAnsi="Avenir Next" w:cs="Avenir Next" w:eastAsia="Avenir Next"/>
                 <w:color w:val="1A1A1A"/>
-                <w:sz w:val="21"/>
+                <w:sz w:val="22"/>
                 <w:szCs w:val="21"/>
               </w:rPr>
               <w:t xml:space="preserve">: bigger − smaller.</w:t>
@@ -510,6 +517,7 @@
     </w:tbl>
     <w:p>
       <w:pPr>
+        <w:pStyle w:val="Heading2"/>
         <w:keepNext/>
         <w:pBdr>
           <w:bottom w:val="single" w:sz="8" w:space="3" w:color="003A70"/>
@@ -525,7 +533,7 @@
           <w:b/>
           <w:color w:val="003A70"/>
           <w:spacing w:val="14"/>
-          <w:sz w:val="19"/>
+          <w:sz w:val="22"/>
           <w:szCs w:val="19"/>
         </w:rPr>
         <w:t xml:space="preserve">WATCH ME</w:t>
@@ -544,7 +552,7 @@
           <w:rFonts w:ascii="Avenir Next" w:hAnsi="Avenir Next" w:cs="Avenir Next" w:eastAsia="Avenir Next"/>
           <w:i/>
           <w:color w:val="5A5F66"/>
-          <w:sz w:val="17"/>
+          <w:sz w:val="22"/>
           <w:szCs w:val="17"/>
         </w:rPr>
         <w:t xml:space="preserve">the steps in action</w:t>
@@ -559,7 +567,7 @@
           <w:rFonts w:ascii="Avenir Next" w:hAnsi="Avenir Next" w:cs="Avenir Next" w:eastAsia="Avenir Next"/>
           <w:b/>
           <w:color w:val="1A1A1A"/>
-          <w:sz w:val="21"/>
+          <w:sz w:val="22"/>
           <w:szCs w:val="21"/>
         </w:rPr>
         <w:t xml:space="preserve">Find the length from (2, 3) to (2, 9).</w:t>
@@ -578,25 +586,25 @@
           <w:rFonts w:ascii="Avenir Next" w:hAnsi="Avenir Next" w:cs="Avenir Next" w:eastAsia="Avenir Next"/>
           <w:b/>
           <w:color w:val="003A70"/>
+          <w:sz w:val="22"/>
+          <w:szCs w:val="19"/>
+        </w:rPr>
+        <w:t xml:space="preserve">Step 1</w:t>
+      </w:r>
+      <w:r>
+        <w:rPr>
+          <w:rFonts w:ascii="Avenir Next" w:hAnsi="Avenir Next" w:cs="Avenir Next" w:eastAsia="Avenir Next"/>
+          <w:color w:val="1A1A1A"/>
           <w:sz w:val="19"/>
           <w:szCs w:val="19"/>
         </w:rPr>
-        <w:t xml:space="preserve">Step 1</w:t>
-      </w:r>
-      <w:r>
-        <w:rPr>
-          <w:rFonts w:ascii="Avenir Next" w:hAnsi="Avenir Next" w:cs="Avenir Next" w:eastAsia="Avenir Next"/>
-          <w:color w:val="1A1A1A"/>
-          <w:sz w:val="19"/>
-          <w:szCs w:val="19"/>
-        </w:rPr>
         <w:tab/>
       </w:r>
       <w:r>
         <w:rPr>
           <w:rFonts w:ascii="Avenir Next" w:hAnsi="Avenir Next" w:cs="Avenir Next" w:eastAsia="Avenir Next"/>
           <w:color w:val="1A1A1A"/>
-          <w:sz w:val="21"/>
+          <w:sz w:val="22"/>
           <w:szCs w:val="21"/>
         </w:rPr>
         <w:t xml:space="preserve">x is the same: 2.</w:t>
@@ -615,25 +623,25 @@
           <w:rFonts w:ascii="Avenir Next" w:hAnsi="Avenir Next" w:cs="Avenir Next" w:eastAsia="Avenir Next"/>
           <w:b/>
           <w:color w:val="003A70"/>
+          <w:sz w:val="22"/>
+          <w:szCs w:val="19"/>
+        </w:rPr>
+        <w:t xml:space="preserve">Step 2</w:t>
+      </w:r>
+      <w:r>
+        <w:rPr>
+          <w:rFonts w:ascii="Avenir Next" w:hAnsi="Avenir Next" w:cs="Avenir Next" w:eastAsia="Avenir Next"/>
+          <w:color w:val="1A1A1A"/>
           <w:sz w:val="19"/>
           <w:szCs w:val="19"/>
         </w:rPr>
-        <w:t xml:space="preserve">Step 2</w:t>
-      </w:r>
-      <w:r>
-        <w:rPr>
-          <w:rFonts w:ascii="Avenir Next" w:hAnsi="Avenir Next" w:cs="Avenir Next" w:eastAsia="Avenir Next"/>
-          <w:color w:val="1A1A1A"/>
-          <w:sz w:val="19"/>
-          <w:szCs w:val="19"/>
-        </w:rPr>
         <w:tab/>
       </w:r>
       <w:r>
         <w:rPr>
           <w:rFonts w:ascii="Avenir Next" w:hAnsi="Avenir Next" w:cs="Avenir Next" w:eastAsia="Avenir Next"/>
           <w:color w:val="1A1A1A"/>
-          <w:sz w:val="21"/>
+          <w:sz w:val="22"/>
           <w:szCs w:val="21"/>
         </w:rPr>
         <w:t xml:space="preserve">y changes: 3 and 9.</w:t>
@@ -652,25 +660,25 @@
           <w:rFonts w:ascii="Avenir Next" w:hAnsi="Avenir Next" w:cs="Avenir Next" w:eastAsia="Avenir Next"/>
           <w:b/>
           <w:color w:val="003A70"/>
+          <w:sz w:val="22"/>
+          <w:szCs w:val="19"/>
+        </w:rPr>
+        <w:t xml:space="preserve">Step 3</w:t>
+      </w:r>
+      <w:r>
+        <w:rPr>
+          <w:rFonts w:ascii="Avenir Next" w:hAnsi="Avenir Next" w:cs="Avenir Next" w:eastAsia="Avenir Next"/>
+          <w:color w:val="1A1A1A"/>
           <w:sz w:val="19"/>
           <w:szCs w:val="19"/>
         </w:rPr>
-        <w:t xml:space="preserve">Step 3</w:t>
-      </w:r>
-      <w:r>
-        <w:rPr>
-          <w:rFonts w:ascii="Avenir Next" w:hAnsi="Avenir Next" w:cs="Avenir Next" w:eastAsia="Avenir Next"/>
-          <w:color w:val="1A1A1A"/>
-          <w:sz w:val="19"/>
-          <w:szCs w:val="19"/>
-        </w:rPr>
         <w:tab/>
       </w:r>
       <w:r>
         <w:rPr>
           <w:rFonts w:ascii="Avenir Next" w:hAnsi="Avenir Next" w:cs="Avenir Next" w:eastAsia="Avenir Next"/>
           <w:color w:val="1A1A1A"/>
-          <w:sz w:val="21"/>
+          <w:sz w:val="22"/>
           <w:szCs w:val="21"/>
         </w:rPr>
         <w:t xml:space="preserve">9 − 3 = 6.</w:t>
@@ -689,18 +697,18 @@
           <w:rFonts w:ascii="Avenir Next" w:hAnsi="Avenir Next" w:cs="Avenir Next" w:eastAsia="Avenir Next"/>
           <w:b/>
           <w:color w:val="1A1A1A"/>
+          <w:sz w:val="22"/>
+          <w:szCs w:val="21"/>
+        </w:rPr>
+        <w:t xml:space="preserve">Answer</w:t>
+      </w:r>
+      <w:r>
+        <w:rPr>
+          <w:rFonts w:ascii="Avenir Next" w:hAnsi="Avenir Next" w:cs="Avenir Next" w:eastAsia="Avenir Next"/>
+          <w:color w:val="1A1A1A"/>
           <w:sz w:val="21"/>
           <w:szCs w:val="21"/>
         </w:rPr>
-        <w:t xml:space="preserve">Answer</w:t>
-      </w:r>
-      <w:r>
-        <w:rPr>
-          <w:rFonts w:ascii="Avenir Next" w:hAnsi="Avenir Next" w:cs="Avenir Next" w:eastAsia="Avenir Next"/>
-          <w:color w:val="1A1A1A"/>
-          <w:sz w:val="21"/>
-          <w:szCs w:val="21"/>
-        </w:rPr>
         <w:tab/>
       </w:r>
       <w:r>
@@ -708,7 +716,7 @@
           <w:rFonts w:ascii="Avenir Next" w:hAnsi="Avenir Next" w:cs="Avenir Next" w:eastAsia="Avenir Next"/>
           <w:b/>
           <w:color w:val="1A1A1A"/>
-          <w:sz w:val="21"/>
+          <w:sz w:val="22"/>
           <w:szCs w:val="21"/>
         </w:rPr>
         <w:t xml:space="preserve">6 units</w:t>
@@ -716,6 +724,7 @@
     </w:p>
     <w:p>
       <w:pPr>
+        <w:pStyle w:val="Heading2"/>
         <w:keepNext/>
         <w:pBdr>
           <w:bottom w:val="single" w:sz="8" w:space="3" w:color="003A70"/>
@@ -731,7 +740,7 @@
           <w:b/>
           <w:color w:val="003A70"/>
           <w:spacing w:val="14"/>
-          <w:sz w:val="19"/>
+          <w:sz w:val="22"/>
           <w:szCs w:val="19"/>
         </w:rPr>
         <w:t xml:space="preserve">TRY IT WITH HELP</w:t>
@@ -750,7 +759,7 @@
           <w:rFonts w:ascii="Avenir Next" w:hAnsi="Avenir Next" w:cs="Avenir Next" w:eastAsia="Avenir Next"/>
           <w:i/>
           <w:color w:val="5A5F66"/>
-          <w:sz w:val="17"/>
+          <w:sz w:val="22"/>
           <w:szCs w:val="17"/>
         </w:rPr>
         <w:t xml:space="preserve">fill in each step</w:t>
@@ -808,35 +817,35 @@
           <w:rFonts w:ascii="Avenir Next" w:hAnsi="Avenir Next" w:cs="Avenir Next" w:eastAsia="Avenir Next"/>
           <w:b/>
           <w:color w:val="003A70"/>
+          <w:sz w:val="22"/>
+          <w:szCs w:val="18"/>
+        </w:rPr>
+        <w:t xml:space="preserve">Step 1</w:t>
+      </w:r>
+      <w:r>
+        <w:rPr>
+          <w:rFonts w:ascii="Avenir Next" w:hAnsi="Avenir Next" w:cs="Avenir Next" w:eastAsia="Avenir Next"/>
+          <w:color w:val="1A1A1A"/>
           <w:sz w:val="18"/>
           <w:szCs w:val="18"/>
         </w:rPr>
-        <w:t xml:space="preserve">Step 1</w:t>
-      </w:r>
-      <w:r>
-        <w:rPr>
-          <w:rFonts w:ascii="Avenir Next" w:hAnsi="Avenir Next" w:cs="Avenir Next" w:eastAsia="Avenir Next"/>
-          <w:color w:val="1A1A1A"/>
-          <w:sz w:val="18"/>
-          <w:szCs w:val="18"/>
-        </w:rPr>
         <w:tab/>
       </w:r>
       <w:r>
         <w:rPr>
           <w:rFonts w:ascii="Avenir Next" w:hAnsi="Avenir Next" w:cs="Avenir Next" w:eastAsia="Avenir Next"/>
           <w:color w:val="1A1A1A"/>
+          <w:sz w:val="22"/>
+          <w:szCs w:val="21"/>
+        </w:rPr>
+        <w:t xml:space="preserve">The </w:t>
+      </w:r>
+      <w:r>
+        <w:rPr>
+          <w:rFonts w:ascii="Avenir Next" w:hAnsi="Avenir Next" w:cs="Avenir Next" w:eastAsia="Avenir Next"/>
+          <w:color w:val="1A1A1A"/>
           <w:sz w:val="21"/>
           <w:szCs w:val="21"/>
-        </w:rPr>
-        <w:t xml:space="preserve">The </w:t>
-      </w:r>
-      <w:r>
-        <w:rPr>
-          <w:rFonts w:ascii="Avenir Next" w:hAnsi="Avenir Next" w:cs="Avenir Next" w:eastAsia="Avenir Next"/>
-          <w:color w:val="1A1A1A"/>
-          <w:sz w:val="21"/>
-          <w:szCs w:val="21"/>
           <w:u w:val="single"/>
         </w:rPr>
         <w:t xml:space="preserve">                </w:t>
@@ -845,7 +854,7 @@
         <w:rPr>
           <w:rFonts w:ascii="Avenir Next" w:hAnsi="Avenir Next" w:cs="Avenir Next" w:eastAsia="Avenir Next"/>
           <w:color w:val="1A1A1A"/>
-          <w:sz w:val="21"/>
+          <w:sz w:val="22"/>
           <w:szCs w:val="21"/>
         </w:rPr>
         <w:t xml:space="preserve"> is the same.</w:t>
@@ -865,35 +874,35 @@
           <w:rFonts w:ascii="Avenir Next" w:hAnsi="Avenir Next" w:cs="Avenir Next" w:eastAsia="Avenir Next"/>
           <w:b/>
           <w:color w:val="003A70"/>
+          <w:sz w:val="22"/>
+          <w:szCs w:val="18"/>
+        </w:rPr>
+        <w:t xml:space="preserve">Step 2</w:t>
+      </w:r>
+      <w:r>
+        <w:rPr>
+          <w:rFonts w:ascii="Avenir Next" w:hAnsi="Avenir Next" w:cs="Avenir Next" w:eastAsia="Avenir Next"/>
+          <w:color w:val="1A1A1A"/>
           <w:sz w:val="18"/>
           <w:szCs w:val="18"/>
         </w:rPr>
-        <w:t xml:space="preserve">Step 2</w:t>
-      </w:r>
-      <w:r>
-        <w:rPr>
-          <w:rFonts w:ascii="Avenir Next" w:hAnsi="Avenir Next" w:cs="Avenir Next" w:eastAsia="Avenir Next"/>
-          <w:color w:val="1A1A1A"/>
-          <w:sz w:val="18"/>
-          <w:szCs w:val="18"/>
-        </w:rPr>
         <w:tab/>
       </w:r>
       <w:r>
         <w:rPr>
           <w:rFonts w:ascii="Avenir Next" w:hAnsi="Avenir Next" w:cs="Avenir Next" w:eastAsia="Avenir Next"/>
           <w:color w:val="1A1A1A"/>
+          <w:sz w:val="22"/>
+          <w:szCs w:val="21"/>
+        </w:rPr>
+        <w:t xml:space="preserve">x changes: </w:t>
+      </w:r>
+      <w:r>
+        <w:rPr>
+          <w:rFonts w:ascii="Avenir Next" w:hAnsi="Avenir Next" w:cs="Avenir Next" w:eastAsia="Avenir Next"/>
+          <w:color w:val="1A1A1A"/>
           <w:sz w:val="21"/>
           <w:szCs w:val="21"/>
-        </w:rPr>
-        <w:t xml:space="preserve">x changes: </w:t>
-      </w:r>
-      <w:r>
-        <w:rPr>
-          <w:rFonts w:ascii="Avenir Next" w:hAnsi="Avenir Next" w:cs="Avenir Next" w:eastAsia="Avenir Next"/>
-          <w:color w:val="1A1A1A"/>
-          <w:sz w:val="21"/>
-          <w:szCs w:val="21"/>
           <w:u w:val="single"/>
         </w:rPr>
         <w:t xml:space="preserve">                </w:t>
@@ -902,7 +911,7 @@
         <w:rPr>
           <w:rFonts w:ascii="Avenir Next" w:hAnsi="Avenir Next" w:cs="Avenir Next" w:eastAsia="Avenir Next"/>
           <w:color w:val="1A1A1A"/>
-          <w:sz w:val="21"/>
+          <w:sz w:val="22"/>
           <w:szCs w:val="21"/>
         </w:rPr>
         <w:t xml:space="preserve"> and </w:t>
@@ -932,35 +941,35 @@
           <w:rFonts w:ascii="Avenir Next" w:hAnsi="Avenir Next" w:cs="Avenir Next" w:eastAsia="Avenir Next"/>
           <w:b/>
           <w:color w:val="003A70"/>
+          <w:sz w:val="22"/>
+          <w:szCs w:val="18"/>
+        </w:rPr>
+        <w:t xml:space="preserve">Step 3</w:t>
+      </w:r>
+      <w:r>
+        <w:rPr>
+          <w:rFonts w:ascii="Avenir Next" w:hAnsi="Avenir Next" w:cs="Avenir Next" w:eastAsia="Avenir Next"/>
+          <w:color w:val="1A1A1A"/>
           <w:sz w:val="18"/>
           <w:szCs w:val="18"/>
         </w:rPr>
-        <w:t xml:space="preserve">Step 3</w:t>
-      </w:r>
-      <w:r>
-        <w:rPr>
-          <w:rFonts w:ascii="Avenir Next" w:hAnsi="Avenir Next" w:cs="Avenir Next" w:eastAsia="Avenir Next"/>
-          <w:color w:val="1A1A1A"/>
-          <w:sz w:val="18"/>
-          <w:szCs w:val="18"/>
-        </w:rPr>
         <w:tab/>
       </w:r>
       <w:r>
         <w:rPr>
           <w:rFonts w:ascii="Avenir Next" w:hAnsi="Avenir Next" w:cs="Avenir Next" w:eastAsia="Avenir Next"/>
           <w:color w:val="1A1A1A"/>
+          <w:sz w:val="22"/>
+          <w:szCs w:val="21"/>
+        </w:rPr>
+        <w:t xml:space="preserve">8 − 1 = </w:t>
+      </w:r>
+      <w:r>
+        <w:rPr>
+          <w:rFonts w:ascii="Avenir Next" w:hAnsi="Avenir Next" w:cs="Avenir Next" w:eastAsia="Avenir Next"/>
+          <w:color w:val="1A1A1A"/>
           <w:sz w:val="21"/>
           <w:szCs w:val="21"/>
-        </w:rPr>
-        <w:t xml:space="preserve">8 − 1 = </w:t>
-      </w:r>
-      <w:r>
-        <w:rPr>
-          <w:rFonts w:ascii="Avenir Next" w:hAnsi="Avenir Next" w:cs="Avenir Next" w:eastAsia="Avenir Next"/>
-          <w:color w:val="1A1A1A"/>
-          <w:sz w:val="21"/>
-          <w:szCs w:val="21"/>
           <w:u w:val="single"/>
         </w:rPr>
         <w:t xml:space="preserve">                </w:t>
@@ -969,7 +978,7 @@
         <w:rPr>
           <w:rFonts w:ascii="Avenir Next" w:hAnsi="Avenir Next" w:cs="Avenir Next" w:eastAsia="Avenir Next"/>
           <w:color w:val="1A1A1A"/>
-          <w:sz w:val="21"/>
+          <w:sz w:val="22"/>
           <w:szCs w:val="21"/>
         </w:rPr>
         <w:t xml:space="preserve"> units</w:t>
@@ -1032,35 +1041,35 @@
           <w:rFonts w:ascii="Avenir Next" w:hAnsi="Avenir Next" w:cs="Avenir Next" w:eastAsia="Avenir Next"/>
           <w:b/>
           <w:color w:val="003A70"/>
+          <w:sz w:val="22"/>
+          <w:szCs w:val="18"/>
+        </w:rPr>
+        <w:t xml:space="preserve">Step 1</w:t>
+      </w:r>
+      <w:r>
+        <w:rPr>
+          <w:rFonts w:ascii="Avenir Next" w:hAnsi="Avenir Next" w:cs="Avenir Next" w:eastAsia="Avenir Next"/>
+          <w:color w:val="1A1A1A"/>
           <w:sz w:val="18"/>
           <w:szCs w:val="18"/>
         </w:rPr>
-        <w:t xml:space="preserve">Step 1</w:t>
-      </w:r>
-      <w:r>
-        <w:rPr>
-          <w:rFonts w:ascii="Avenir Next" w:hAnsi="Avenir Next" w:cs="Avenir Next" w:eastAsia="Avenir Next"/>
-          <w:color w:val="1A1A1A"/>
-          <w:sz w:val="18"/>
-          <w:szCs w:val="18"/>
-        </w:rPr>
         <w:tab/>
       </w:r>
       <w:r>
         <w:rPr>
           <w:rFonts w:ascii="Avenir Next" w:hAnsi="Avenir Next" w:cs="Avenir Next" w:eastAsia="Avenir Next"/>
           <w:color w:val="1A1A1A"/>
+          <w:sz w:val="22"/>
+          <w:szCs w:val="21"/>
+        </w:rPr>
+        <w:t xml:space="preserve">The </w:t>
+      </w:r>
+      <w:r>
+        <w:rPr>
+          <w:rFonts w:ascii="Avenir Next" w:hAnsi="Avenir Next" w:cs="Avenir Next" w:eastAsia="Avenir Next"/>
+          <w:color w:val="1A1A1A"/>
           <w:sz w:val="21"/>
           <w:szCs w:val="21"/>
-        </w:rPr>
-        <w:t xml:space="preserve">The </w:t>
-      </w:r>
-      <w:r>
-        <w:rPr>
-          <w:rFonts w:ascii="Avenir Next" w:hAnsi="Avenir Next" w:cs="Avenir Next" w:eastAsia="Avenir Next"/>
-          <w:color w:val="1A1A1A"/>
-          <w:sz w:val="21"/>
-          <w:szCs w:val="21"/>
           <w:u w:val="single"/>
         </w:rPr>
         <w:t xml:space="preserve">                </w:t>
@@ -1069,7 +1078,7 @@
         <w:rPr>
           <w:rFonts w:ascii="Avenir Next" w:hAnsi="Avenir Next" w:cs="Avenir Next" w:eastAsia="Avenir Next"/>
           <w:color w:val="1A1A1A"/>
-          <w:sz w:val="21"/>
+          <w:sz w:val="22"/>
           <w:szCs w:val="21"/>
         </w:rPr>
         <w:t xml:space="preserve"> is the same.</w:t>
@@ -1089,35 +1098,35 @@
           <w:rFonts w:ascii="Avenir Next" w:hAnsi="Avenir Next" w:cs="Avenir Next" w:eastAsia="Avenir Next"/>
           <w:b/>
           <w:color w:val="003A70"/>
+          <w:sz w:val="22"/>
+          <w:szCs w:val="18"/>
+        </w:rPr>
+        <w:t xml:space="preserve">Step 2</w:t>
+      </w:r>
+      <w:r>
+        <w:rPr>
+          <w:rFonts w:ascii="Avenir Next" w:hAnsi="Avenir Next" w:cs="Avenir Next" w:eastAsia="Avenir Next"/>
+          <w:color w:val="1A1A1A"/>
           <w:sz w:val="18"/>
           <w:szCs w:val="18"/>
         </w:rPr>
-        <w:t xml:space="preserve">Step 2</w:t>
-      </w:r>
-      <w:r>
-        <w:rPr>
-          <w:rFonts w:ascii="Avenir Next" w:hAnsi="Avenir Next" w:cs="Avenir Next" w:eastAsia="Avenir Next"/>
-          <w:color w:val="1A1A1A"/>
-          <w:sz w:val="18"/>
-          <w:szCs w:val="18"/>
-        </w:rPr>
         <w:tab/>
       </w:r>
       <w:r>
         <w:rPr>
           <w:rFonts w:ascii="Avenir Next" w:hAnsi="Avenir Next" w:cs="Avenir Next" w:eastAsia="Avenir Next"/>
           <w:color w:val="1A1A1A"/>
+          <w:sz w:val="22"/>
+          <w:szCs w:val="21"/>
+        </w:rPr>
+        <w:t xml:space="preserve">y changes: </w:t>
+      </w:r>
+      <w:r>
+        <w:rPr>
+          <w:rFonts w:ascii="Avenir Next" w:hAnsi="Avenir Next" w:cs="Avenir Next" w:eastAsia="Avenir Next"/>
+          <w:color w:val="1A1A1A"/>
           <w:sz w:val="21"/>
           <w:szCs w:val="21"/>
-        </w:rPr>
-        <w:t xml:space="preserve">y changes: </w:t>
-      </w:r>
-      <w:r>
-        <w:rPr>
-          <w:rFonts w:ascii="Avenir Next" w:hAnsi="Avenir Next" w:cs="Avenir Next" w:eastAsia="Avenir Next"/>
-          <w:color w:val="1A1A1A"/>
-          <w:sz w:val="21"/>
-          <w:szCs w:val="21"/>
           <w:u w:val="single"/>
         </w:rPr>
         <w:t xml:space="preserve">                </w:t>
@@ -1126,7 +1135,7 @@
         <w:rPr>
           <w:rFonts w:ascii="Avenir Next" w:hAnsi="Avenir Next" w:cs="Avenir Next" w:eastAsia="Avenir Next"/>
           <w:color w:val="1A1A1A"/>
-          <w:sz w:val="21"/>
+          <w:sz w:val="22"/>
           <w:szCs w:val="21"/>
         </w:rPr>
         <w:t xml:space="preserve"> and </w:t>
@@ -1156,35 +1165,35 @@
           <w:rFonts w:ascii="Avenir Next" w:hAnsi="Avenir Next" w:cs="Avenir Next" w:eastAsia="Avenir Next"/>
           <w:b/>
           <w:color w:val="003A70"/>
+          <w:sz w:val="22"/>
+          <w:szCs w:val="18"/>
+        </w:rPr>
+        <w:t xml:space="preserve">Step 3</w:t>
+      </w:r>
+      <w:r>
+        <w:rPr>
+          <w:rFonts w:ascii="Avenir Next" w:hAnsi="Avenir Next" w:cs="Avenir Next" w:eastAsia="Avenir Next"/>
+          <w:color w:val="1A1A1A"/>
           <w:sz w:val="18"/>
           <w:szCs w:val="18"/>
         </w:rPr>
-        <w:t xml:space="preserve">Step 3</w:t>
-      </w:r>
-      <w:r>
-        <w:rPr>
-          <w:rFonts w:ascii="Avenir Next" w:hAnsi="Avenir Next" w:cs="Avenir Next" w:eastAsia="Avenir Next"/>
-          <w:color w:val="1A1A1A"/>
-          <w:sz w:val="18"/>
-          <w:szCs w:val="18"/>
-        </w:rPr>
         <w:tab/>
       </w:r>
       <w:r>
         <w:rPr>
           <w:rFonts w:ascii="Avenir Next" w:hAnsi="Avenir Next" w:cs="Avenir Next" w:eastAsia="Avenir Next"/>
           <w:color w:val="1A1A1A"/>
+          <w:sz w:val="22"/>
+          <w:szCs w:val="21"/>
+        </w:rPr>
+        <w:t xml:space="preserve">18 − 7 = </w:t>
+      </w:r>
+      <w:r>
+        <w:rPr>
+          <w:rFonts w:ascii="Avenir Next" w:hAnsi="Avenir Next" w:cs="Avenir Next" w:eastAsia="Avenir Next"/>
+          <w:color w:val="1A1A1A"/>
           <w:sz w:val="21"/>
           <w:szCs w:val="21"/>
-        </w:rPr>
-        <w:t xml:space="preserve">18 − 7 = </w:t>
-      </w:r>
-      <w:r>
-        <w:rPr>
-          <w:rFonts w:ascii="Avenir Next" w:hAnsi="Avenir Next" w:cs="Avenir Next" w:eastAsia="Avenir Next"/>
-          <w:color w:val="1A1A1A"/>
-          <w:sz w:val="21"/>
-          <w:szCs w:val="21"/>
           <w:u w:val="single"/>
         </w:rPr>
         <w:t xml:space="preserve">                </w:t>
@@ -1193,7 +1202,7 @@
         <w:rPr>
           <w:rFonts w:ascii="Avenir Next" w:hAnsi="Avenir Next" w:cs="Avenir Next" w:eastAsia="Avenir Next"/>
           <w:color w:val="1A1A1A"/>
-          <w:sz w:val="21"/>
+          <w:sz w:val="22"/>
           <w:szCs w:val="21"/>
         </w:rPr>
         <w:t xml:space="preserve"> units</w:t>
@@ -1206,6 +1215,7 @@
     </w:p>
     <w:p>
       <w:pPr>
+        <w:pStyle w:val="Heading2"/>
         <w:keepNext/>
         <w:pBdr>
           <w:bottom w:val="single" w:sz="8" w:space="3" w:color="003A70"/>
@@ -1221,7 +1231,7 @@
           <w:b/>
           <w:color w:val="003A70"/>
           <w:spacing w:val="14"/>
-          <w:sz w:val="19"/>
+          <w:sz w:val="22"/>
           <w:szCs w:val="19"/>
         </w:rPr>
         <w:t xml:space="preserve">YOUR TURN</w:t>
@@ -1240,7 +1250,7 @@
           <w:rFonts w:ascii="Avenir Next" w:hAnsi="Avenir Next" w:cs="Avenir Next" w:eastAsia="Avenir Next"/>
           <w:i/>
           <w:color w:val="5A5F66"/>
-          <w:sz w:val="17"/>
+          <w:sz w:val="22"/>
           <w:szCs w:val="17"/>
         </w:rPr>
         <w:t xml:space="preserve">use the steps on your own</w:t>
@@ -1626,7 +1636,7 @@
       <w:pPr>
         <w:pageBreakBefore/>
         <w:keepNext/>
-        <w:spacing w:before="0" w:after="12" w:line="264" w:lineRule="auto"/>
+        <w:spacing w:before="0" w:after="10" w:line="240" w:lineRule="auto"/>
       </w:pPr>
       <w:r>
         <w:rPr>
@@ -1635,7 +1645,7 @@
           <w:caps/>
           <w:color w:val="003A70"/>
           <w:spacing w:val="12"/>
-          <w:sz w:val="19"/>
+          <w:sz w:val="22"/>
           <w:szCs w:val="19"/>
         </w:rPr>
         <w:t xml:space="preserve">Lesson 7-6  ·  Session 1  ·  Prerequisite Practice A  ·  Skill 2 of 2</w:t>
@@ -1643,8 +1653,9 @@
     </w:p>
     <w:p>
       <w:pPr>
+        <w:pStyle w:val="Heading1"/>
         <w:keepNext/>
-        <w:spacing w:before="0" w:after="10" w:line="240" w:lineRule="auto"/>
+        <w:spacing w:before="0" w:after="8" w:line="240" w:lineRule="auto"/>
       </w:pPr>
       <w:r>
         <w:rPr>
@@ -1662,13 +1673,13 @@
         <w:pBdr>
           <w:bottom w:val="single" w:sz="4" w:space="5" w:color="C9CDD2"/>
         </w:pBdr>
-        <w:spacing w:before="0" w:after="60" w:line="264" w:lineRule="auto"/>
+        <w:spacing w:before="0" w:after="51" w:line="240" w:lineRule="auto"/>
       </w:pPr>
       <w:r>
         <w:rPr>
           <w:rFonts w:ascii="Avenir Next" w:hAnsi="Avenir Next" w:cs="Avenir Next" w:eastAsia="Avenir Next"/>
           <w:color w:val="5A5F66"/>
-          <w:sz w:val="17"/>
+          <w:sz w:val="22"/>
           <w:szCs w:val="17"/>
         </w:rPr>
         <w:t xml:space="preserve">Builds on Grade 5 · 5.NBT.B.7</w:t>
@@ -1711,7 +1722,8 @@
           </w:tcPr>
           <w:p>
             <w:pPr>
-              <w:spacing w:before="0" w:after="0" w:line="252" w:lineRule="auto"/>
+              <w:pStyle w:val="Heading2"/>
+              <w:spacing w:before="0" w:after="0" w:line="240" w:lineRule="auto"/>
             </w:pPr>
             <w:r>
               <w:rPr>
@@ -1734,13 +1746,13 @@
           </w:tcPr>
           <w:p>
             <w:pPr>
-              <w:spacing w:before="0" w:after="0" w:line="264" w:lineRule="auto"/>
+              <w:spacing w:before="0" w:after="0" w:line="240" w:lineRule="auto"/>
             </w:pPr>
             <w:r>
               <w:rPr>
                 <w:rFonts w:ascii="Avenir Next" w:hAnsi="Avenir Next" w:cs="Avenir Next" w:eastAsia="Avenir Next"/>
                 <w:color w:val="1A1A1A"/>
-                <w:sz w:val="20"/>
+                <w:sz w:val="22"/>
                 <w:szCs w:val="20"/>
               </w:rPr>
               <w:t xml:space="preserve">In Session 2, Ana walks from y = 5.75 to y = −3.25. That is 5.75 + 3.25 units.</w:t>
@@ -1760,7 +1772,8 @@
           </w:tcPr>
           <w:p>
             <w:pPr>
-              <w:spacing w:before="0" w:after="0" w:line="252" w:lineRule="auto"/>
+              <w:pStyle w:val="Heading2"/>
+              <w:spacing w:before="0" w:after="0" w:line="240" w:lineRule="auto"/>
             </w:pPr>
             <w:r>
               <w:rPr>
@@ -1783,13 +1796,13 @@
           </w:tcPr>
           <w:p>
             <w:pPr>
-              <w:spacing w:before="0" w:after="0" w:line="264" w:lineRule="auto"/>
+              <w:spacing w:before="0" w:after="0" w:line="240" w:lineRule="auto"/>
             </w:pPr>
             <w:r>
               <w:rPr>
                 <w:rFonts w:ascii="Avenir Next" w:hAnsi="Avenir Next" w:cs="Avenir Next" w:eastAsia="Avenir Next"/>
                 <w:color w:val="1A1A1A"/>
-                <w:sz w:val="20"/>
+                <w:sz w:val="22"/>
                 <w:szCs w:val="20"/>
               </w:rPr>
               <w:t xml:space="preserve">Add and subtract decimals, like 5.75 + 3.25.  </w:t>
@@ -1799,7 +1812,7 @@
                 <w:rFonts w:ascii="Avenir Next" w:hAnsi="Avenir Next" w:cs="Avenir Next" w:eastAsia="Avenir Next"/>
                 <w:b/>
                 <w:color w:val="1A1A1A"/>
-                <w:sz w:val="20"/>
+                <w:sz w:val="22"/>
                 <w:szCs w:val="20"/>
               </w:rPr>
               <w:t xml:space="preserve">You will use it in Session 2 Practice Form A, problem 7.</w:t>
@@ -1810,6 +1823,7 @@
     </w:tbl>
     <w:p>
       <w:pPr>
+        <w:pStyle w:val="Heading2"/>
         <w:keepNext/>
         <w:pBdr>
           <w:bottom w:val="single" w:sz="8" w:space="3" w:color="003A70"/>
@@ -1817,7 +1831,7 @@
         <w:tabs>
           <w:tab w:val="right" w:pos="9504"/>
         </w:tabs>
-        <w:spacing w:before="50" w:after="36" w:line="240" w:lineRule="auto"/>
+        <w:spacing w:before="42" w:after="31" w:line="240" w:lineRule="auto"/>
       </w:pPr>
       <w:r>
         <w:rPr>
@@ -1825,7 +1839,7 @@
           <w:b/>
           <w:color w:val="003A70"/>
           <w:spacing w:val="14"/>
-          <w:sz w:val="19"/>
+          <w:sz w:val="22"/>
           <w:szCs w:val="19"/>
         </w:rPr>
         <w:t xml:space="preserve">STEPS TO FOLLOW</w:t>
@@ -1844,7 +1858,7 @@
           <w:rFonts w:ascii="Avenir Next" w:hAnsi="Avenir Next" w:cs="Avenir Next" w:eastAsia="Avenir Next"/>
           <w:i/>
           <w:color w:val="5A5F66"/>
-          <w:sz w:val="17"/>
+          <w:sz w:val="22"/>
           <w:szCs w:val="17"/>
         </w:rPr>
         <w:t xml:space="preserve">use these same steps on every problem</w:t>
@@ -1886,6 +1900,7 @@
           </w:tcPr>
           <w:p>
             <w:pPr>
+              <w:pStyle w:val="Heading1"/>
               <w:spacing w:before="0" w:after="0" w:line="240" w:lineRule="auto"/>
               <w:jc w:val="center"/>
             </w:pPr>
@@ -1908,13 +1923,13 @@
           </w:tcPr>
           <w:p>
             <w:pPr>
-              <w:spacing w:before="0" w:after="0" w:line="264" w:lineRule="auto"/>
+              <w:spacing w:before="0" w:after="0" w:line="240" w:lineRule="auto"/>
             </w:pPr>
             <w:r>
               <w:rPr>
                 <w:rFonts w:ascii="Avenir Next" w:hAnsi="Avenir Next" w:cs="Avenir Next" w:eastAsia="Avenir Next"/>
                 <w:color w:val="1A1A1A"/>
-                <w:sz w:val="21"/>
+                <w:sz w:val="22"/>
                 <w:szCs w:val="21"/>
               </w:rPr>
               <w:t xml:space="preserve">Line up the </w:t>
@@ -1924,7 +1939,7 @@
                 <w:rFonts w:ascii="Avenir Next" w:hAnsi="Avenir Next" w:cs="Avenir Next" w:eastAsia="Avenir Next"/>
                 <w:b/>
                 <w:color w:val="1A1A1A"/>
-                <w:sz w:val="21"/>
+                <w:sz w:val="22"/>
                 <w:szCs w:val="21"/>
               </w:rPr>
               <w:t xml:space="preserve">decimal points</w:t>
@@ -1933,7 +1948,7 @@
               <w:rPr>
                 <w:rFonts w:ascii="Avenir Next" w:hAnsi="Avenir Next" w:cs="Avenir Next" w:eastAsia="Avenir Next"/>
                 <w:color w:val="1A1A1A"/>
-                <w:sz w:val="21"/>
+                <w:sz w:val="22"/>
                 <w:szCs w:val="21"/>
               </w:rPr>
               <w:t xml:space="preserve">.</w:t>
@@ -1952,6 +1967,7 @@
           </w:tcPr>
           <w:p>
             <w:pPr>
+              <w:pStyle w:val="Heading1"/>
               <w:spacing w:before="0" w:after="0" w:line="240" w:lineRule="auto"/>
               <w:jc w:val="center"/>
             </w:pPr>
@@ -1974,14 +1990,14 @@
           </w:tcPr>
           <w:p>
             <w:pPr>
-              <w:spacing w:before="0" w:after="0" w:line="264" w:lineRule="auto"/>
+              <w:spacing w:before="0" w:after="0" w:line="240" w:lineRule="auto"/>
             </w:pPr>
             <w:r>
               <w:rPr>
                 <w:rFonts w:ascii="Avenir Next" w:hAnsi="Avenir Next" w:cs="Avenir Next" w:eastAsia="Avenir Next"/>
                 <w:b/>
                 <w:color w:val="1A1A1A"/>
-                <w:sz w:val="21"/>
+                <w:sz w:val="22"/>
                 <w:szCs w:val="21"/>
               </w:rPr>
               <w:t xml:space="preserve">Add</w:t>
@@ -1990,7 +2006,7 @@
               <w:rPr>
                 <w:rFonts w:ascii="Avenir Next" w:hAnsi="Avenir Next" w:cs="Avenir Next" w:eastAsia="Avenir Next"/>
                 <w:color w:val="1A1A1A"/>
-                <w:sz w:val="21"/>
+                <w:sz w:val="22"/>
                 <w:szCs w:val="21"/>
               </w:rPr>
               <w:t xml:space="preserve"> or subtract like whole numbers.</w:t>
@@ -2009,6 +2025,7 @@
           </w:tcPr>
           <w:p>
             <w:pPr>
+              <w:pStyle w:val="Heading1"/>
               <w:spacing w:before="0" w:after="0" w:line="240" w:lineRule="auto"/>
               <w:jc w:val="center"/>
             </w:pPr>
@@ -2031,13 +2048,13 @@
           </w:tcPr>
           <w:p>
             <w:pPr>
-              <w:spacing w:before="0" w:after="0" w:line="264" w:lineRule="auto"/>
+              <w:spacing w:before="0" w:after="0" w:line="240" w:lineRule="auto"/>
             </w:pPr>
             <w:r>
               <w:rPr>
                 <w:rFonts w:ascii="Avenir Next" w:hAnsi="Avenir Next" w:cs="Avenir Next" w:eastAsia="Avenir Next"/>
                 <w:color w:val="1A1A1A"/>
-                <w:sz w:val="21"/>
+                <w:sz w:val="22"/>
                 <w:szCs w:val="21"/>
               </w:rPr>
               <w:t xml:space="preserve">Bring the </w:t>
@@ -2047,7 +2064,7 @@
                 <w:rFonts w:ascii="Avenir Next" w:hAnsi="Avenir Next" w:cs="Avenir Next" w:eastAsia="Avenir Next"/>
                 <w:b/>
                 <w:color w:val="1A1A1A"/>
-                <w:sz w:val="21"/>
+                <w:sz w:val="22"/>
                 <w:szCs w:val="21"/>
               </w:rPr>
               <w:t xml:space="preserve">point</w:t>
@@ -2056,7 +2073,7 @@
               <w:rPr>
                 <w:rFonts w:ascii="Avenir Next" w:hAnsi="Avenir Next" w:cs="Avenir Next" w:eastAsia="Avenir Next"/>
                 <w:color w:val="1A1A1A"/>
-                <w:sz w:val="21"/>
+                <w:sz w:val="22"/>
                 <w:szCs w:val="21"/>
               </w:rPr>
               <w:t xml:space="preserve"> straight down.</w:t>
@@ -2067,6 +2084,7 @@
     </w:tbl>
     <w:p>
       <w:pPr>
+        <w:pStyle w:val="Heading2"/>
         <w:keepNext/>
         <w:pBdr>
           <w:bottom w:val="single" w:sz="8" w:space="3" w:color="003A70"/>
@@ -2074,7 +2092,7 @@
         <w:tabs>
           <w:tab w:val="right" w:pos="9504"/>
         </w:tabs>
-        <w:spacing w:before="50" w:after="36" w:line="240" w:lineRule="auto"/>
+        <w:spacing w:before="42" w:after="31" w:line="240" w:lineRule="auto"/>
       </w:pPr>
       <w:r>
         <w:rPr>
@@ -2082,7 +2100,7 @@
           <w:b/>
           <w:color w:val="003A70"/>
           <w:spacing w:val="14"/>
-          <w:sz w:val="19"/>
+          <w:sz w:val="22"/>
           <w:szCs w:val="19"/>
         </w:rPr>
         <w:t xml:space="preserve">WATCH ME</w:t>
@@ -2101,7 +2119,7 @@
           <w:rFonts w:ascii="Avenir Next" w:hAnsi="Avenir Next" w:cs="Avenir Next" w:eastAsia="Avenir Next"/>
           <w:i/>
           <w:color w:val="5A5F66"/>
-          <w:sz w:val="17"/>
+          <w:sz w:val="22"/>
           <w:szCs w:val="17"/>
         </w:rPr>
         <w:t xml:space="preserve">the steps in action</w:t>
@@ -2109,14 +2127,14 @@
     </w:p>
     <w:p>
       <w:pPr>
-        <w:spacing w:before="0" w:after="40" w:line="264" w:lineRule="auto"/>
-      </w:pPr>
-      <w:r>
-        <w:rPr>
-          <w:rFonts w:ascii="Avenir Next" w:hAnsi="Avenir Next" w:cs="Avenir Next" w:eastAsia="Avenir Next"/>
-          <w:b/>
-          <w:color w:val="1A1A1A"/>
-          <w:sz w:val="21"/>
+        <w:spacing w:before="0" w:after="34" w:line="240" w:lineRule="auto"/>
+      </w:pPr>
+      <w:r>
+        <w:rPr>
+          <w:rFonts w:ascii="Avenir Next" w:hAnsi="Avenir Next" w:cs="Avenir Next" w:eastAsia="Avenir Next"/>
+          <w:b/>
+          <w:color w:val="1A1A1A"/>
+          <w:sz w:val="22"/>
           <w:szCs w:val="21"/>
         </w:rPr>
         <w:t xml:space="preserve">Find 8.5 + 3.5.</w:t>
@@ -2127,7 +2145,7 @@
         <w:tabs>
           <w:tab w:val="left" w:pos="950"/>
         </w:tabs>
-        <w:spacing w:before="0" w:after="24" w:line="256" w:lineRule="auto"/>
+        <w:spacing w:before="0" w:after="20" w:line="240" w:lineRule="auto"/>
         <w:ind w:left="950" w:hanging="950"/>
       </w:pPr>
       <w:r>
@@ -2135,25 +2153,25 @@
           <w:rFonts w:ascii="Avenir Next" w:hAnsi="Avenir Next" w:cs="Avenir Next" w:eastAsia="Avenir Next"/>
           <w:b/>
           <w:color w:val="003A70"/>
+          <w:sz w:val="22"/>
+          <w:szCs w:val="19"/>
+        </w:rPr>
+        <w:t xml:space="preserve">Step 1</w:t>
+      </w:r>
+      <w:r>
+        <w:rPr>
+          <w:rFonts w:ascii="Avenir Next" w:hAnsi="Avenir Next" w:cs="Avenir Next" w:eastAsia="Avenir Next"/>
+          <w:color w:val="1A1A1A"/>
           <w:sz w:val="19"/>
           <w:szCs w:val="19"/>
         </w:rPr>
-        <w:t xml:space="preserve">Step 1</w:t>
-      </w:r>
-      <w:r>
-        <w:rPr>
-          <w:rFonts w:ascii="Avenir Next" w:hAnsi="Avenir Next" w:cs="Avenir Next" w:eastAsia="Avenir Next"/>
-          <w:color w:val="1A1A1A"/>
-          <w:sz w:val="19"/>
-          <w:szCs w:val="19"/>
-        </w:rPr>
         <w:tab/>
       </w:r>
       <w:r>
         <w:rPr>
           <w:rFonts w:ascii="Avenir Next" w:hAnsi="Avenir Next" w:cs="Avenir Next" w:eastAsia="Avenir Next"/>
           <w:color w:val="1A1A1A"/>
-          <w:sz w:val="21"/>
+          <w:sz w:val="22"/>
           <w:szCs w:val="21"/>
         </w:rPr>
         <w:t xml:space="preserve">Write 8.5 over 3.5.</w:t>
@@ -2164,7 +2182,7 @@
         <w:tabs>
           <w:tab w:val="left" w:pos="950"/>
         </w:tabs>
-        <w:spacing w:before="0" w:after="24" w:line="256" w:lineRule="auto"/>
+        <w:spacing w:before="0" w:after="20" w:line="240" w:lineRule="auto"/>
         <w:ind w:left="950" w:hanging="950"/>
       </w:pPr>
       <w:r>
@@ -2172,25 +2190,25 @@
           <w:rFonts w:ascii="Avenir Next" w:hAnsi="Avenir Next" w:cs="Avenir Next" w:eastAsia="Avenir Next"/>
           <w:b/>
           <w:color w:val="003A70"/>
+          <w:sz w:val="22"/>
+          <w:szCs w:val="19"/>
+        </w:rPr>
+        <w:t xml:space="preserve">Step 2</w:t>
+      </w:r>
+      <w:r>
+        <w:rPr>
+          <w:rFonts w:ascii="Avenir Next" w:hAnsi="Avenir Next" w:cs="Avenir Next" w:eastAsia="Avenir Next"/>
+          <w:color w:val="1A1A1A"/>
           <w:sz w:val="19"/>
           <w:szCs w:val="19"/>
         </w:rPr>
-        <w:t xml:space="preserve">Step 2</w:t>
-      </w:r>
-      <w:r>
-        <w:rPr>
-          <w:rFonts w:ascii="Avenir Next" w:hAnsi="Avenir Next" w:cs="Avenir Next" w:eastAsia="Avenir Next"/>
-          <w:color w:val="1A1A1A"/>
-          <w:sz w:val="19"/>
-          <w:szCs w:val="19"/>
-        </w:rPr>
         <w:tab/>
       </w:r>
       <w:r>
         <w:rPr>
           <w:rFonts w:ascii="Avenir Next" w:hAnsi="Avenir Next" w:cs="Avenir Next" w:eastAsia="Avenir Next"/>
           <w:color w:val="1A1A1A"/>
-          <w:sz w:val="21"/>
+          <w:sz w:val="22"/>
           <w:szCs w:val="21"/>
         </w:rPr>
         <w:t xml:space="preserve">85 + 35 = 120.</w:t>
@@ -2201,7 +2219,7 @@
         <w:tabs>
           <w:tab w:val="left" w:pos="950"/>
         </w:tabs>
-        <w:spacing w:before="0" w:after="24" w:line="256" w:lineRule="auto"/>
+        <w:spacing w:before="0" w:after="20" w:line="240" w:lineRule="auto"/>
         <w:ind w:left="950" w:hanging="950"/>
       </w:pPr>
       <w:r>
@@ -2209,25 +2227,25 @@
           <w:rFonts w:ascii="Avenir Next" w:hAnsi="Avenir Next" w:cs="Avenir Next" w:eastAsia="Avenir Next"/>
           <w:b/>
           <w:color w:val="003A70"/>
+          <w:sz w:val="22"/>
+          <w:szCs w:val="19"/>
+        </w:rPr>
+        <w:t xml:space="preserve">Step 3</w:t>
+      </w:r>
+      <w:r>
+        <w:rPr>
+          <w:rFonts w:ascii="Avenir Next" w:hAnsi="Avenir Next" w:cs="Avenir Next" w:eastAsia="Avenir Next"/>
+          <w:color w:val="1A1A1A"/>
           <w:sz w:val="19"/>
           <w:szCs w:val="19"/>
         </w:rPr>
-        <w:t xml:space="preserve">Step 3</w:t>
-      </w:r>
-      <w:r>
-        <w:rPr>
-          <w:rFonts w:ascii="Avenir Next" w:hAnsi="Avenir Next" w:cs="Avenir Next" w:eastAsia="Avenir Next"/>
-          <w:color w:val="1A1A1A"/>
-          <w:sz w:val="19"/>
-          <w:szCs w:val="19"/>
-        </w:rPr>
         <w:tab/>
       </w:r>
       <w:r>
         <w:rPr>
           <w:rFonts w:ascii="Avenir Next" w:hAnsi="Avenir Next" w:cs="Avenir Next" w:eastAsia="Avenir Next"/>
           <w:color w:val="1A1A1A"/>
-          <w:sz w:val="21"/>
+          <w:sz w:val="22"/>
           <w:szCs w:val="21"/>
         </w:rPr>
         <w:t xml:space="preserve">12.0 = 12.</w:t>
@@ -2238,7 +2256,7 @@
         <w:tabs>
           <w:tab w:val="left" w:pos="950"/>
         </w:tabs>
-        <w:spacing w:before="20" w:after="0" w:line="256" w:lineRule="auto"/>
+        <w:spacing w:before="17" w:after="0" w:line="240" w:lineRule="auto"/>
         <w:ind w:left="950" w:hanging="950"/>
       </w:pPr>
       <w:r>
@@ -2246,18 +2264,18 @@
           <w:rFonts w:ascii="Avenir Next" w:hAnsi="Avenir Next" w:cs="Avenir Next" w:eastAsia="Avenir Next"/>
           <w:b/>
           <w:color w:val="1A1A1A"/>
+          <w:sz w:val="22"/>
+          <w:szCs w:val="21"/>
+        </w:rPr>
+        <w:t xml:space="preserve">Answer</w:t>
+      </w:r>
+      <w:r>
+        <w:rPr>
+          <w:rFonts w:ascii="Avenir Next" w:hAnsi="Avenir Next" w:cs="Avenir Next" w:eastAsia="Avenir Next"/>
+          <w:color w:val="1A1A1A"/>
           <w:sz w:val="21"/>
           <w:szCs w:val="21"/>
         </w:rPr>
-        <w:t xml:space="preserve">Answer</w:t>
-      </w:r>
-      <w:r>
-        <w:rPr>
-          <w:rFonts w:ascii="Avenir Next" w:hAnsi="Avenir Next" w:cs="Avenir Next" w:eastAsia="Avenir Next"/>
-          <w:color w:val="1A1A1A"/>
-          <w:sz w:val="21"/>
-          <w:szCs w:val="21"/>
-        </w:rPr>
         <w:tab/>
       </w:r>
       <w:r>
@@ -2265,7 +2283,7 @@
           <w:rFonts w:ascii="Avenir Next" w:hAnsi="Avenir Next" w:cs="Avenir Next" w:eastAsia="Avenir Next"/>
           <w:b/>
           <w:color w:val="1A1A1A"/>
-          <w:sz w:val="21"/>
+          <w:sz w:val="22"/>
           <w:szCs w:val="21"/>
         </w:rPr>
         <w:t xml:space="preserve">12.0</w:t>
@@ -2273,6 +2291,7 @@
     </w:p>
     <w:p>
       <w:pPr>
+        <w:pStyle w:val="Heading2"/>
         <w:keepNext/>
         <w:pBdr>
           <w:bottom w:val="single" w:sz="8" w:space="3" w:color="003A70"/>
@@ -2280,7 +2299,7 @@
         <w:tabs>
           <w:tab w:val="right" w:pos="9504"/>
         </w:tabs>
-        <w:spacing w:before="50" w:after="36" w:line="240" w:lineRule="auto"/>
+        <w:spacing w:before="42" w:after="31" w:line="240" w:lineRule="auto"/>
       </w:pPr>
       <w:r>
         <w:rPr>
@@ -2288,7 +2307,7 @@
           <w:b/>
           <w:color w:val="003A70"/>
           <w:spacing w:val="14"/>
-          <w:sz w:val="19"/>
+          <w:sz w:val="22"/>
           <w:szCs w:val="19"/>
         </w:rPr>
         <w:t xml:space="preserve">TRY IT WITH HELP</w:t>
@@ -2307,7 +2326,7 @@
           <w:rFonts w:ascii="Avenir Next" w:hAnsi="Avenir Next" w:cs="Avenir Next" w:eastAsia="Avenir Next"/>
           <w:i/>
           <w:color w:val="5A5F66"/>
-          <w:sz w:val="17"/>
+          <w:sz w:val="22"/>
           <w:szCs w:val="17"/>
         </w:rPr>
         <w:t xml:space="preserve">fill in each step</w:t>
@@ -2319,7 +2338,7 @@
         <w:tabs>
           <w:tab w:val="left" w:pos="432"/>
         </w:tabs>
-        <w:spacing w:before="90" w:after="40" w:line="268" w:lineRule="auto"/>
+        <w:spacing w:before="76" w:after="34" w:line="240" w:lineRule="auto"/>
         <w:ind w:left="432" w:hanging="432"/>
       </w:pPr>
       <w:r>
@@ -2357,7 +2376,7 @@
         <w:tabs>
           <w:tab w:val="left" w:pos="1300"/>
         </w:tabs>
-        <w:spacing w:before="0" w:after="24" w:line="272" w:lineRule="auto"/>
+        <w:spacing w:before="0" w:after="20" w:line="240" w:lineRule="auto"/>
         <w:ind w:left="1300" w:hanging="868"/>
       </w:pPr>
       <w:r>
@@ -2365,25 +2384,25 @@
           <w:rFonts w:ascii="Avenir Next" w:hAnsi="Avenir Next" w:cs="Avenir Next" w:eastAsia="Avenir Next"/>
           <w:b/>
           <w:color w:val="003A70"/>
+          <w:sz w:val="22"/>
+          <w:szCs w:val="18"/>
+        </w:rPr>
+        <w:t xml:space="preserve">Step 1</w:t>
+      </w:r>
+      <w:r>
+        <w:rPr>
+          <w:rFonts w:ascii="Avenir Next" w:hAnsi="Avenir Next" w:cs="Avenir Next" w:eastAsia="Avenir Next"/>
+          <w:color w:val="1A1A1A"/>
           <w:sz w:val="18"/>
           <w:szCs w:val="18"/>
         </w:rPr>
-        <w:t xml:space="preserve">Step 1</w:t>
-      </w:r>
-      <w:r>
-        <w:rPr>
-          <w:rFonts w:ascii="Avenir Next" w:hAnsi="Avenir Next" w:cs="Avenir Next" w:eastAsia="Avenir Next"/>
-          <w:color w:val="1A1A1A"/>
-          <w:sz w:val="18"/>
-          <w:szCs w:val="18"/>
-        </w:rPr>
         <w:tab/>
       </w:r>
       <w:r>
         <w:rPr>
           <w:rFonts w:ascii="Avenir Next" w:hAnsi="Avenir Next" w:cs="Avenir Next" w:eastAsia="Avenir Next"/>
           <w:color w:val="1A1A1A"/>
-          <w:sz w:val="21"/>
+          <w:sz w:val="22"/>
           <w:szCs w:val="21"/>
         </w:rPr>
         <w:t xml:space="preserve">Write 5.75 over </w:t>
@@ -2405,7 +2424,7 @@
         <w:tabs>
           <w:tab w:val="left" w:pos="1300"/>
         </w:tabs>
-        <w:spacing w:before="0" w:after="24" w:line="272" w:lineRule="auto"/>
+        <w:spacing w:before="0" w:after="20" w:line="240" w:lineRule="auto"/>
         <w:ind w:left="1300" w:hanging="868"/>
       </w:pPr>
       <w:r>
@@ -2413,25 +2432,25 @@
           <w:rFonts w:ascii="Avenir Next" w:hAnsi="Avenir Next" w:cs="Avenir Next" w:eastAsia="Avenir Next"/>
           <w:b/>
           <w:color w:val="003A70"/>
+          <w:sz w:val="22"/>
+          <w:szCs w:val="18"/>
+        </w:rPr>
+        <w:t xml:space="preserve">Step 2</w:t>
+      </w:r>
+      <w:r>
+        <w:rPr>
+          <w:rFonts w:ascii="Avenir Next" w:hAnsi="Avenir Next" w:cs="Avenir Next" w:eastAsia="Avenir Next"/>
+          <w:color w:val="1A1A1A"/>
           <w:sz w:val="18"/>
           <w:szCs w:val="18"/>
         </w:rPr>
-        <w:t xml:space="preserve">Step 2</w:t>
-      </w:r>
-      <w:r>
-        <w:rPr>
-          <w:rFonts w:ascii="Avenir Next" w:hAnsi="Avenir Next" w:cs="Avenir Next" w:eastAsia="Avenir Next"/>
-          <w:color w:val="1A1A1A"/>
-          <w:sz w:val="18"/>
-          <w:szCs w:val="18"/>
-        </w:rPr>
         <w:tab/>
       </w:r>
       <w:r>
         <w:rPr>
           <w:rFonts w:ascii="Avenir Next" w:hAnsi="Avenir Next" w:cs="Avenir Next" w:eastAsia="Avenir Next"/>
           <w:color w:val="1A1A1A"/>
-          <w:sz w:val="21"/>
+          <w:sz w:val="22"/>
           <w:szCs w:val="21"/>
         </w:rPr>
         <w:t xml:space="preserve">575 + 325 = </w:t>
@@ -2453,7 +2472,7 @@
         <w:tabs>
           <w:tab w:val="left" w:pos="1300"/>
         </w:tabs>
-        <w:spacing w:before="0" w:after="24" w:line="272" w:lineRule="auto"/>
+        <w:spacing w:before="0" w:after="20" w:line="240" w:lineRule="auto"/>
         <w:ind w:left="1300" w:hanging="868"/>
       </w:pPr>
       <w:r>
@@ -2461,25 +2480,25 @@
           <w:rFonts w:ascii="Avenir Next" w:hAnsi="Avenir Next" w:cs="Avenir Next" w:eastAsia="Avenir Next"/>
           <w:b/>
           <w:color w:val="003A70"/>
+          <w:sz w:val="22"/>
+          <w:szCs w:val="18"/>
+        </w:rPr>
+        <w:t xml:space="preserve">Step 3</w:t>
+      </w:r>
+      <w:r>
+        <w:rPr>
+          <w:rFonts w:ascii="Avenir Next" w:hAnsi="Avenir Next" w:cs="Avenir Next" w:eastAsia="Avenir Next"/>
+          <w:color w:val="1A1A1A"/>
           <w:sz w:val="18"/>
           <w:szCs w:val="18"/>
         </w:rPr>
-        <w:t xml:space="preserve">Step 3</w:t>
-      </w:r>
-      <w:r>
-        <w:rPr>
-          <w:rFonts w:ascii="Avenir Next" w:hAnsi="Avenir Next" w:cs="Avenir Next" w:eastAsia="Avenir Next"/>
-          <w:color w:val="1A1A1A"/>
-          <w:sz w:val="18"/>
-          <w:szCs w:val="18"/>
-        </w:rPr>
         <w:tab/>
       </w:r>
       <w:r>
         <w:rPr>
           <w:rFonts w:ascii="Avenir Next" w:hAnsi="Avenir Next" w:cs="Avenir Next" w:eastAsia="Avenir Next"/>
           <w:color w:val="1A1A1A"/>
-          <w:sz w:val="21"/>
+          <w:sz w:val="22"/>
           <w:szCs w:val="21"/>
         </w:rPr>
         <w:t xml:space="preserve">Answer: </w:t>
@@ -2506,7 +2525,7 @@
         <w:tabs>
           <w:tab w:val="left" w:pos="432"/>
         </w:tabs>
-        <w:spacing w:before="90" w:after="40" w:line="268" w:lineRule="auto"/>
+        <w:spacing w:before="76" w:after="34" w:line="240" w:lineRule="auto"/>
         <w:ind w:left="432" w:hanging="432"/>
       </w:pPr>
       <w:r>
@@ -2544,7 +2563,7 @@
         <w:tabs>
           <w:tab w:val="left" w:pos="1300"/>
         </w:tabs>
-        <w:spacing w:before="0" w:after="24" w:line="272" w:lineRule="auto"/>
+        <w:spacing w:before="0" w:after="20" w:line="240" w:lineRule="auto"/>
         <w:ind w:left="1300" w:hanging="868"/>
       </w:pPr>
       <w:r>
@@ -2552,25 +2571,25 @@
           <w:rFonts w:ascii="Avenir Next" w:hAnsi="Avenir Next" w:cs="Avenir Next" w:eastAsia="Avenir Next"/>
           <w:b/>
           <w:color w:val="003A70"/>
+          <w:sz w:val="22"/>
+          <w:szCs w:val="18"/>
+        </w:rPr>
+        <w:t xml:space="preserve">Step 1</w:t>
+      </w:r>
+      <w:r>
+        <w:rPr>
+          <w:rFonts w:ascii="Avenir Next" w:hAnsi="Avenir Next" w:cs="Avenir Next" w:eastAsia="Avenir Next"/>
+          <w:color w:val="1A1A1A"/>
           <w:sz w:val="18"/>
           <w:szCs w:val="18"/>
         </w:rPr>
-        <w:t xml:space="preserve">Step 1</w:t>
-      </w:r>
-      <w:r>
-        <w:rPr>
-          <w:rFonts w:ascii="Avenir Next" w:hAnsi="Avenir Next" w:cs="Avenir Next" w:eastAsia="Avenir Next"/>
-          <w:color w:val="1A1A1A"/>
-          <w:sz w:val="18"/>
-          <w:szCs w:val="18"/>
-        </w:rPr>
         <w:tab/>
       </w:r>
       <w:r>
         <w:rPr>
           <w:rFonts w:ascii="Avenir Next" w:hAnsi="Avenir Next" w:cs="Avenir Next" w:eastAsia="Avenir Next"/>
           <w:color w:val="1A1A1A"/>
-          <w:sz w:val="21"/>
+          <w:sz w:val="22"/>
           <w:szCs w:val="21"/>
         </w:rPr>
         <w:t xml:space="preserve">Write 9.75 over </w:t>
@@ -2592,7 +2611,7 @@
         <w:tabs>
           <w:tab w:val="left" w:pos="1300"/>
         </w:tabs>
-        <w:spacing w:before="0" w:after="24" w:line="272" w:lineRule="auto"/>
+        <w:spacing w:before="0" w:after="20" w:line="240" w:lineRule="auto"/>
         <w:ind w:left="1300" w:hanging="868"/>
       </w:pPr>
       <w:r>
@@ -2600,25 +2619,25 @@
           <w:rFonts w:ascii="Avenir Next" w:hAnsi="Avenir Next" w:cs="Avenir Next" w:eastAsia="Avenir Next"/>
           <w:b/>
           <w:color w:val="003A70"/>
+          <w:sz w:val="22"/>
+          <w:szCs w:val="18"/>
+        </w:rPr>
+        <w:t xml:space="preserve">Step 2</w:t>
+      </w:r>
+      <w:r>
+        <w:rPr>
+          <w:rFonts w:ascii="Avenir Next" w:hAnsi="Avenir Next" w:cs="Avenir Next" w:eastAsia="Avenir Next"/>
+          <w:color w:val="1A1A1A"/>
           <w:sz w:val="18"/>
           <w:szCs w:val="18"/>
         </w:rPr>
-        <w:t xml:space="preserve">Step 2</w:t>
-      </w:r>
-      <w:r>
-        <w:rPr>
-          <w:rFonts w:ascii="Avenir Next" w:hAnsi="Avenir Next" w:cs="Avenir Next" w:eastAsia="Avenir Next"/>
-          <w:color w:val="1A1A1A"/>
-          <w:sz w:val="18"/>
-          <w:szCs w:val="18"/>
-        </w:rPr>
         <w:tab/>
       </w:r>
       <w:r>
         <w:rPr>
           <w:rFonts w:ascii="Avenir Next" w:hAnsi="Avenir Next" w:cs="Avenir Next" w:eastAsia="Avenir Next"/>
           <w:color w:val="1A1A1A"/>
-          <w:sz w:val="21"/>
+          <w:sz w:val="22"/>
           <w:szCs w:val="21"/>
         </w:rPr>
         <w:t xml:space="preserve">975 − 575 = </w:t>
@@ -2640,7 +2659,7 @@
         <w:tabs>
           <w:tab w:val="left" w:pos="1300"/>
         </w:tabs>
-        <w:spacing w:before="0" w:after="24" w:line="272" w:lineRule="auto"/>
+        <w:spacing w:before="0" w:after="20" w:line="240" w:lineRule="auto"/>
         <w:ind w:left="1300" w:hanging="868"/>
       </w:pPr>
       <w:r>
@@ -2648,35 +2667,35 @@
           <w:rFonts w:ascii="Avenir Next" w:hAnsi="Avenir Next" w:cs="Avenir Next" w:eastAsia="Avenir Next"/>
           <w:b/>
           <w:color w:val="003A70"/>
+          <w:sz w:val="22"/>
+          <w:szCs w:val="18"/>
+        </w:rPr>
+        <w:t xml:space="preserve">Step 3</w:t>
+      </w:r>
+      <w:r>
+        <w:rPr>
+          <w:rFonts w:ascii="Avenir Next" w:hAnsi="Avenir Next" w:cs="Avenir Next" w:eastAsia="Avenir Next"/>
+          <w:color w:val="1A1A1A"/>
           <w:sz w:val="18"/>
           <w:szCs w:val="18"/>
         </w:rPr>
-        <w:t xml:space="preserve">Step 3</w:t>
-      </w:r>
-      <w:r>
-        <w:rPr>
-          <w:rFonts w:ascii="Avenir Next" w:hAnsi="Avenir Next" w:cs="Avenir Next" w:eastAsia="Avenir Next"/>
-          <w:color w:val="1A1A1A"/>
-          <w:sz w:val="18"/>
-          <w:szCs w:val="18"/>
-        </w:rPr>
         <w:tab/>
       </w:r>
       <w:r>
         <w:rPr>
           <w:rFonts w:ascii="Avenir Next" w:hAnsi="Avenir Next" w:cs="Avenir Next" w:eastAsia="Avenir Next"/>
           <w:color w:val="1A1A1A"/>
+          <w:sz w:val="22"/>
+          <w:szCs w:val="21"/>
+        </w:rPr>
+        <w:t xml:space="preserve">Answer: </w:t>
+      </w:r>
+      <w:r>
+        <w:rPr>
+          <w:rFonts w:ascii="Avenir Next" w:hAnsi="Avenir Next" w:cs="Avenir Next" w:eastAsia="Avenir Next"/>
+          <w:color w:val="1A1A1A"/>
           <w:sz w:val="21"/>
           <w:szCs w:val="21"/>
-        </w:rPr>
-        <w:t xml:space="preserve">Answer: </w:t>
-      </w:r>
-      <w:r>
-        <w:rPr>
-          <w:rFonts w:ascii="Avenir Next" w:hAnsi="Avenir Next" w:cs="Avenir Next" w:eastAsia="Avenir Next"/>
-          <w:color w:val="1A1A1A"/>
-          <w:sz w:val="21"/>
-          <w:szCs w:val="21"/>
           <w:u w:val="single"/>
         </w:rPr>
         <w:t xml:space="preserve">                </w:t>
@@ -2689,6 +2708,7 @@
     </w:p>
     <w:p>
       <w:pPr>
+        <w:pStyle w:val="Heading2"/>
         <w:keepNext/>
         <w:pBdr>
           <w:bottom w:val="single" w:sz="8" w:space="3" w:color="003A70"/>
@@ -2696,7 +2716,7 @@
         <w:tabs>
           <w:tab w:val="right" w:pos="9504"/>
         </w:tabs>
-        <w:spacing w:before="50" w:after="36" w:line="240" w:lineRule="auto"/>
+        <w:spacing w:before="42" w:after="31" w:line="240" w:lineRule="auto"/>
       </w:pPr>
       <w:r>
         <w:rPr>
@@ -2704,7 +2724,7 @@
           <w:b/>
           <w:color w:val="003A70"/>
           <w:spacing w:val="14"/>
-          <w:sz w:val="19"/>
+          <w:sz w:val="22"/>
           <w:szCs w:val="19"/>
         </w:rPr>
         <w:t xml:space="preserve">YOUR TURN</w:t>
@@ -2723,7 +2743,7 @@
           <w:rFonts w:ascii="Avenir Next" w:hAnsi="Avenir Next" w:cs="Avenir Next" w:eastAsia="Avenir Next"/>
           <w:i/>
           <w:color w:val="5A5F66"/>
-          <w:sz w:val="17"/>
+          <w:sz w:val="22"/>
           <w:szCs w:val="17"/>
         </w:rPr>
         <w:t xml:space="preserve">use the steps on your own</w:t>
@@ -2773,7 +2793,7 @@
               <w:tabs>
                 <w:tab w:val="left" w:pos="432"/>
               </w:tabs>
-              <w:spacing w:before="90" w:after="40" w:line="268" w:lineRule="auto"/>
+              <w:spacing w:before="76" w:after="34" w:line="240" w:lineRule="auto"/>
               <w:ind w:left="432" w:hanging="432"/>
             </w:pPr>
             <w:r>
@@ -2847,7 +2867,7 @@
                     <w:tabs>
                       <w:tab w:val="left" w:pos="340"/>
                     </w:tabs>
-                    <w:spacing w:before="0" w:after="0" w:line="276" w:lineRule="auto"/>
+                    <w:spacing w:before="0" w:after="0" w:line="240" w:lineRule="auto"/>
                     <w:ind w:left="340" w:hanging="340"/>
                   </w:pPr>
                   <w:r>
@@ -2895,7 +2915,7 @@
                       <w:szCs w:val="22"/>
                       <w:u w:val="single"/>
                     </w:rPr>
-                    <w:t xml:space="preserve">        </w:t>
+                    <w:t xml:space="preserve">            </w:t>
                   </w:r>
                 </w:p>
               </w:tc>
@@ -2909,7 +2929,7 @@
                     <w:tabs>
                       <w:tab w:val="left" w:pos="340"/>
                     </w:tabs>
-                    <w:spacing w:before="0" w:after="0" w:line="276" w:lineRule="auto"/>
+                    <w:spacing w:before="0" w:after="0" w:line="240" w:lineRule="auto"/>
                     <w:ind w:left="340" w:hanging="340"/>
                   </w:pPr>
                   <w:r>
@@ -2957,7 +2977,7 @@
                       <w:szCs w:val="22"/>
                       <w:u w:val="single"/>
                     </w:rPr>
-                    <w:t xml:space="preserve">        </w:t>
+                    <w:t xml:space="preserve">            </w:t>
                   </w:r>
                 </w:p>
               </w:tc>
@@ -2971,7 +2991,7 @@
                     <w:tabs>
                       <w:tab w:val="left" w:pos="340"/>
                     </w:tabs>
-                    <w:spacing w:before="0" w:after="0" w:line="276" w:lineRule="auto"/>
+                    <w:spacing w:before="0" w:after="0" w:line="240" w:lineRule="auto"/>
                     <w:ind w:left="340" w:hanging="340"/>
                   </w:pPr>
                   <w:r>
@@ -3019,7 +3039,7 @@
                       <w:szCs w:val="22"/>
                       <w:u w:val="single"/>
                     </w:rPr>
-                    <w:t xml:space="preserve">        </w:t>
+                    <w:t xml:space="preserve">            </w:t>
                   </w:r>
                 </w:p>
               </w:tc>
@@ -3039,7 +3059,7 @@
                     <w:tabs>
                       <w:tab w:val="left" w:pos="340"/>
                     </w:tabs>
-                    <w:spacing w:before="0" w:after="0" w:line="276" w:lineRule="auto"/>
+                    <w:spacing w:before="0" w:after="0" w:line="240" w:lineRule="auto"/>
                     <w:ind w:left="340" w:hanging="340"/>
                   </w:pPr>
                   <w:r>
@@ -3087,7 +3107,7 @@
                       <w:szCs w:val="22"/>
                       <w:u w:val="single"/>
                     </w:rPr>
-                    <w:t xml:space="preserve">        </w:t>
+                    <w:t xml:space="preserve">            </w:t>
                   </w:r>
                 </w:p>
               </w:tc>
@@ -3101,7 +3121,7 @@
                     <w:tabs>
                       <w:tab w:val="left" w:pos="340"/>
                     </w:tabs>
-                    <w:spacing w:before="0" w:after="0" w:line="276" w:lineRule="auto"/>
+                    <w:spacing w:before="0" w:after="0" w:line="240" w:lineRule="auto"/>
                     <w:ind w:left="340" w:hanging="340"/>
                   </w:pPr>
                   <w:r>
@@ -3149,7 +3169,7 @@
                       <w:szCs w:val="22"/>
                       <w:u w:val="single"/>
                     </w:rPr>
-                    <w:t xml:space="preserve">        </w:t>
+                    <w:t xml:space="preserve">            </w:t>
                   </w:r>
                 </w:p>
               </w:tc>
@@ -3163,7 +3183,7 @@
                     <w:tabs>
                       <w:tab w:val="left" w:pos="340"/>
                     </w:tabs>
-                    <w:spacing w:before="0" w:after="0" w:line="276" w:lineRule="auto"/>
+                    <w:spacing w:before="0" w:after="0" w:line="240" w:lineRule="auto"/>
                     <w:ind w:left="340" w:hanging="340"/>
                   </w:pPr>
                   <w:r>
@@ -3211,7 +3231,7 @@
                       <w:szCs w:val="22"/>
                       <w:u w:val="single"/>
                     </w:rPr>
-                    <w:t xml:space="preserve">        </w:t>
+                    <w:t xml:space="preserve">            </w:t>
                   </w:r>
                 </w:p>
               </w:tc>
@@ -3232,6 +3252,7 @@
     </w:p>
     <w:p>
       <w:pPr>
+        <w:pStyle w:val="Heading2"/>
         <w:keepNext/>
         <w:pBdr>
           <w:bottom w:val="single" w:sz="8" w:space="3" w:color="003A70"/>
@@ -3239,7 +3260,7 @@
         <w:tabs>
           <w:tab w:val="right" w:pos="9504"/>
         </w:tabs>
-        <w:spacing w:before="50" w:after="36" w:line="240" w:lineRule="auto"/>
+        <w:spacing w:before="42" w:after="31" w:line="240" w:lineRule="auto"/>
       </w:pPr>
       <w:r>
         <w:rPr>
@@ -3247,7 +3268,7 @@
           <w:b/>
           <w:color w:val="003A70"/>
           <w:spacing w:val="14"/>
-          <w:sz w:val="19"/>
+          <w:sz w:val="22"/>
           <w:szCs w:val="19"/>
         </w:rPr>
         <w:t xml:space="preserve">READY CHECK</w:t>
@@ -3266,7 +3287,7 @@
           <w:rFonts w:ascii="Avenir Next" w:hAnsi="Avenir Next" w:cs="Avenir Next" w:eastAsia="Avenir Next"/>
           <w:i/>
           <w:color w:val="5A5F66"/>
-          <w:sz w:val="17"/>
+          <w:sz w:val="22"/>
           <w:szCs w:val="17"/>
         </w:rPr>
         <w:t xml:space="preserve">a problem like the one in today’s lesson</w:t>
@@ -3316,7 +3337,7 @@
               <w:tabs>
                 <w:tab w:val="left" w:pos="432"/>
               </w:tabs>
-              <w:spacing w:before="90" w:after="40" w:line="268" w:lineRule="auto"/>
+              <w:spacing w:before="76" w:after="34" w:line="240" w:lineRule="auto"/>
               <w:ind w:left="432" w:hanging="432"/>
             </w:pPr>
             <w:r>
@@ -3390,7 +3411,7 @@
                     <w:tabs>
                       <w:tab w:val="left" w:pos="340"/>
                     </w:tabs>
-                    <w:spacing w:before="0" w:after="0" w:line="264" w:lineRule="auto"/>
+                    <w:spacing w:before="0" w:after="0" w:line="240" w:lineRule="auto"/>
                     <w:ind w:left="340" w:hanging="340"/>
                   </w:pPr>
                   <w:r>
@@ -3398,25 +3419,25 @@
                       <w:rFonts w:ascii="Avenir Next" w:hAnsi="Avenir Next" w:cs="Avenir Next" w:eastAsia="Avenir Next"/>
                       <w:b/>
                       <w:color w:val="003A70"/>
+                      <w:sz w:val="22"/>
+                      <w:szCs w:val="21"/>
+                    </w:rPr>
+                    <w:t xml:space="preserve">A</w:t>
+                  </w:r>
+                  <w:r>
+                    <w:rPr>
+                      <w:rFonts w:ascii="Avenir Next" w:hAnsi="Avenir Next" w:cs="Avenir Next" w:eastAsia="Avenir Next"/>
+                      <w:color w:val="1A1A1A"/>
                       <w:sz w:val="21"/>
                       <w:szCs w:val="21"/>
                     </w:rPr>
-                    <w:t xml:space="preserve">A</w:t>
-                  </w:r>
-                  <w:r>
-                    <w:rPr>
-                      <w:rFonts w:ascii="Avenir Next" w:hAnsi="Avenir Next" w:cs="Avenir Next" w:eastAsia="Avenir Next"/>
-                      <w:color w:val="1A1A1A"/>
-                      <w:sz w:val="21"/>
-                      <w:szCs w:val="21"/>
-                    </w:rPr>
                     <w:tab/>
                   </w:r>
                   <w:r>
                     <w:rPr>
                       <w:rFonts w:ascii="Avenir Next" w:hAnsi="Avenir Next" w:cs="Avenir Next" w:eastAsia="Avenir Next"/>
                       <w:color w:val="1A1A1A"/>
-                      <w:sz w:val="21"/>
+                      <w:sz w:val="22"/>
                       <w:szCs w:val="21"/>
                     </w:rPr>
                     <w:t xml:space="preserve">2.5 units</w:t>
@@ -3433,7 +3454,7 @@
                     <w:tabs>
                       <w:tab w:val="left" w:pos="340"/>
                     </w:tabs>
-                    <w:spacing w:before="0" w:after="0" w:line="264" w:lineRule="auto"/>
+                    <w:spacing w:before="0" w:after="0" w:line="240" w:lineRule="auto"/>
                     <w:ind w:left="340" w:hanging="340"/>
                   </w:pPr>
                   <w:r>
@@ -3441,25 +3462,25 @@
                       <w:rFonts w:ascii="Avenir Next" w:hAnsi="Avenir Next" w:cs="Avenir Next" w:eastAsia="Avenir Next"/>
                       <w:b/>
                       <w:color w:val="003A70"/>
+                      <w:sz w:val="22"/>
+                      <w:szCs w:val="21"/>
+                    </w:rPr>
+                    <w:t xml:space="preserve">B</w:t>
+                  </w:r>
+                  <w:r>
+                    <w:rPr>
+                      <w:rFonts w:ascii="Avenir Next" w:hAnsi="Avenir Next" w:cs="Avenir Next" w:eastAsia="Avenir Next"/>
+                      <w:color w:val="1A1A1A"/>
                       <w:sz w:val="21"/>
                       <w:szCs w:val="21"/>
                     </w:rPr>
-                    <w:t xml:space="preserve">B</w:t>
-                  </w:r>
-                  <w:r>
-                    <w:rPr>
-                      <w:rFonts w:ascii="Avenir Next" w:hAnsi="Avenir Next" w:cs="Avenir Next" w:eastAsia="Avenir Next"/>
-                      <w:color w:val="1A1A1A"/>
-                      <w:sz w:val="21"/>
-                      <w:szCs w:val="21"/>
-                    </w:rPr>
                     <w:tab/>
                   </w:r>
                   <w:r>
                     <w:rPr>
                       <w:rFonts w:ascii="Avenir Next" w:hAnsi="Avenir Next" w:cs="Avenir Next" w:eastAsia="Avenir Next"/>
                       <w:color w:val="1A1A1A"/>
-                      <w:sz w:val="21"/>
+                      <w:sz w:val="22"/>
                       <w:szCs w:val="21"/>
                     </w:rPr>
                     <w:t xml:space="preserve">9 units</w:t>
@@ -3476,7 +3497,7 @@
                     <w:tabs>
                       <w:tab w:val="left" w:pos="340"/>
                     </w:tabs>
-                    <w:spacing w:before="0" w:after="0" w:line="264" w:lineRule="auto"/>
+                    <w:spacing w:before="0" w:after="0" w:line="240" w:lineRule="auto"/>
                     <w:ind w:left="340" w:hanging="340"/>
                   </w:pPr>
                   <w:r>
@@ -3484,25 +3505,25 @@
                       <w:rFonts w:ascii="Avenir Next" w:hAnsi="Avenir Next" w:cs="Avenir Next" w:eastAsia="Avenir Next"/>
                       <w:b/>
                       <w:color w:val="003A70"/>
+                      <w:sz w:val="22"/>
+                      <w:szCs w:val="21"/>
+                    </w:rPr>
+                    <w:t xml:space="preserve">C</w:t>
+                  </w:r>
+                  <w:r>
+                    <w:rPr>
+                      <w:rFonts w:ascii="Avenir Next" w:hAnsi="Avenir Next" w:cs="Avenir Next" w:eastAsia="Avenir Next"/>
+                      <w:color w:val="1A1A1A"/>
                       <w:sz w:val="21"/>
                       <w:szCs w:val="21"/>
                     </w:rPr>
-                    <w:t xml:space="preserve">C</w:t>
-                  </w:r>
-                  <w:r>
-                    <w:rPr>
-                      <w:rFonts w:ascii="Avenir Next" w:hAnsi="Avenir Next" w:cs="Avenir Next" w:eastAsia="Avenir Next"/>
-                      <w:color w:val="1A1A1A"/>
-                      <w:sz w:val="21"/>
-                      <w:szCs w:val="21"/>
-                    </w:rPr>
                     <w:tab/>
                   </w:r>
                   <w:r>
                     <w:rPr>
                       <w:rFonts w:ascii="Avenir Next" w:hAnsi="Avenir Next" w:cs="Avenir Next" w:eastAsia="Avenir Next"/>
                       <w:color w:val="1A1A1A"/>
-                      <w:sz w:val="21"/>
+                      <w:sz w:val="22"/>
                       <w:szCs w:val="21"/>
                     </w:rPr>
                     <w:t xml:space="preserve">8.1 units</w:t>
@@ -3519,7 +3540,7 @@
                     <w:tabs>
                       <w:tab w:val="left" w:pos="340"/>
                     </w:tabs>
-                    <w:spacing w:before="0" w:after="0" w:line="264" w:lineRule="auto"/>
+                    <w:spacing w:before="0" w:after="0" w:line="240" w:lineRule="auto"/>
                     <w:ind w:left="340" w:hanging="340"/>
                   </w:pPr>
                   <w:r>
@@ -3527,25 +3548,25 @@
                       <w:rFonts w:ascii="Avenir Next" w:hAnsi="Avenir Next" w:cs="Avenir Next" w:eastAsia="Avenir Next"/>
                       <w:b/>
                       <w:color w:val="003A70"/>
+                      <w:sz w:val="22"/>
+                      <w:szCs w:val="21"/>
+                    </w:rPr>
+                    <w:t xml:space="preserve">D</w:t>
+                  </w:r>
+                  <w:r>
+                    <w:rPr>
+                      <w:rFonts w:ascii="Avenir Next" w:hAnsi="Avenir Next" w:cs="Avenir Next" w:eastAsia="Avenir Next"/>
+                      <w:color w:val="1A1A1A"/>
                       <w:sz w:val="21"/>
                       <w:szCs w:val="21"/>
                     </w:rPr>
-                    <w:t xml:space="preserve">D</w:t>
-                  </w:r>
-                  <w:r>
-                    <w:rPr>
-                      <w:rFonts w:ascii="Avenir Next" w:hAnsi="Avenir Next" w:cs="Avenir Next" w:eastAsia="Avenir Next"/>
-                      <w:color w:val="1A1A1A"/>
-                      <w:sz w:val="21"/>
-                      <w:szCs w:val="21"/>
-                    </w:rPr>
                     <w:tab/>
                   </w:r>
                   <w:r>
                     <w:rPr>
                       <w:rFonts w:ascii="Avenir Next" w:hAnsi="Avenir Next" w:cs="Avenir Next" w:eastAsia="Avenir Next"/>
                       <w:color w:val="1A1A1A"/>
-                      <w:sz w:val="21"/>
+                      <w:sz w:val="22"/>
                       <w:szCs w:val="21"/>
                     </w:rPr>
                     <w:t xml:space="preserve">9.5 units</w:t>
@@ -3594,19 +3615,42 @@
         <w:tblLook w:val="0000" w:firstRow="0" w:lastRow="0" w:firstColumn="0" w:lastColumn="0" w:noHBand="1" w:noVBand="1"/>
       </w:tblPr>
       <w:tblGrid>
-        <w:gridCol w:w="2000"/>
-        <w:gridCol w:w="2300"/>
-        <w:gridCol w:w="2100"/>
-        <w:gridCol w:w="3104"/>
+        <w:gridCol w:w="1750"/>
+        <w:gridCol w:w="2500"/>
+        <w:gridCol w:w="2200"/>
+        <w:gridCol w:w="3054"/>
       </w:tblGrid>
       <w:tr>
         <w:trPr>
           <w:cantSplit/>
-          <w:trHeight w:val="320" w:hRule="atLeast"/>
+          <w:trHeight w:val="300" w:hRule="atLeast"/>
         </w:trPr>
         <w:tc>
           <w:tcPr>
-            <w:tcW w:w="2000" w:type="dxa"/>
+            <w:tcW w:w="1750" w:type="dxa"/>
+            <w:vAlign w:val="center"/>
+          </w:tcPr>
+          <w:p>
+            <w:pPr>
+              <w:pStyle w:val="Heading2"/>
+              <w:spacing w:before="0" w:after="0" w:line="240" w:lineRule="auto"/>
+            </w:pPr>
+            <w:r>
+              <w:rPr>
+                <w:rFonts w:ascii="Avenir Next" w:hAnsi="Avenir Next" w:cs="Avenir Next" w:eastAsia="Avenir Next"/>
+                <w:b/>
+                <w:color w:val="003A70"/>
+                <w:spacing w:val="12"/>
+                <w:sz w:val="15"/>
+                <w:szCs w:val="15"/>
+              </w:rPr>
+              <w:t xml:space="preserve">CHECK YOURSELF</w:t>
+            </w:r>
+          </w:p>
+        </w:tc>
+        <w:tc>
+          <w:tcPr>
+            <w:tcW w:w="2500" w:type="dxa"/>
             <w:vAlign w:val="center"/>
           </w:tcPr>
           <w:p>
@@ -3615,20 +3659,27 @@
             </w:pPr>
             <w:r>
               <w:rPr>
-                <w:rFonts w:ascii="Avenir Next" w:hAnsi="Avenir Next" w:cs="Avenir Next" w:eastAsia="Avenir Next"/>
-                <w:b/>
-                <w:color w:val="003A70"/>
-                <w:spacing w:val="12"/>
-                <w:sz w:val="15"/>
-                <w:szCs w:val="15"/>
-              </w:rPr>
-              <w:t xml:space="preserve">CHECK YOURSELF</w:t>
+                <w:rFonts w:ascii="Arial" w:hAnsi="Arial" w:cs="Arial" w:eastAsia="Arial"/>
+                <w:color w:val="1A1A1A"/>
+                <w:sz w:val="20"/>
+                <w:szCs w:val="20"/>
+              </w:rPr>
+              <w:t xml:space="preserve">□</w:t>
+            </w:r>
+            <w:r>
+              <w:rPr>
+                <w:rFonts w:ascii="Avenir Next" w:hAnsi="Avenir Next" w:cs="Avenir Next" w:eastAsia="Avenir Next"/>
+                <w:color w:val="1A1A1A"/>
+                <w:sz w:val="17"/>
+                <w:szCs w:val="17"/>
+              </w:rPr>
+              <w:t xml:space="preserve">  I can do this on my own</w:t>
             </w:r>
           </w:p>
         </w:tc>
         <w:tc>
           <w:tcPr>
-            <w:tcW w:w="2300" w:type="dxa"/>
+            <w:tcW w:w="2200" w:type="dxa"/>
             <w:vAlign w:val="center"/>
           </w:tcPr>
           <w:p>
@@ -3639,8 +3690,8 @@
               <w:rPr>
                 <w:rFonts w:ascii="Arial" w:hAnsi="Arial" w:cs="Arial" w:eastAsia="Arial"/>
                 <w:color w:val="1A1A1A"/>
-                <w:sz w:val="24"/>
-                <w:szCs w:val="24"/>
+                <w:sz w:val="20"/>
+                <w:szCs w:val="20"/>
               </w:rPr>
               <w:t xml:space="preserve">□</w:t>
             </w:r>
@@ -3651,13 +3702,13 @@
                 <w:sz w:val="17"/>
                 <w:szCs w:val="17"/>
               </w:rPr>
-              <w:t xml:space="preserve">  I can do this on my own</w:t>
+              <w:t xml:space="preserve">  I need a little help</w:t>
             </w:r>
           </w:p>
         </w:tc>
         <w:tc>
           <w:tcPr>
-            <w:tcW w:w="2100" w:type="dxa"/>
+            <w:tcW w:w="3054" w:type="dxa"/>
             <w:vAlign w:val="center"/>
           </w:tcPr>
           <w:p>
@@ -3668,37 +3719,8 @@
               <w:rPr>
                 <w:rFonts w:ascii="Arial" w:hAnsi="Arial" w:cs="Arial" w:eastAsia="Arial"/>
                 <w:color w:val="1A1A1A"/>
-                <w:sz w:val="24"/>
-                <w:szCs w:val="24"/>
-              </w:rPr>
-              <w:t xml:space="preserve">□</w:t>
-            </w:r>
-            <w:r>
-              <w:rPr>
-                <w:rFonts w:ascii="Avenir Next" w:hAnsi="Avenir Next" w:cs="Avenir Next" w:eastAsia="Avenir Next"/>
-                <w:color w:val="1A1A1A"/>
-                <w:sz w:val="17"/>
-                <w:szCs w:val="17"/>
-              </w:rPr>
-              <w:t xml:space="preserve">  I need a little help</w:t>
-            </w:r>
-          </w:p>
-        </w:tc>
-        <w:tc>
-          <w:tcPr>
-            <w:tcW w:w="3104" w:type="dxa"/>
-            <w:vAlign w:val="center"/>
-          </w:tcPr>
-          <w:p>
-            <w:pPr>
-              <w:spacing w:before="0" w:after="0" w:line="240" w:lineRule="auto"/>
-            </w:pPr>
-            <w:r>
-              <w:rPr>
-                <w:rFonts w:ascii="Arial" w:hAnsi="Arial" w:cs="Arial" w:eastAsia="Arial"/>
-                <w:color w:val="1A1A1A"/>
-                <w:sz w:val="24"/>
-                <w:szCs w:val="24"/>
+                <w:sz w:val="20"/>
+                <w:szCs w:val="20"/>
               </w:rPr>
               <w:t xml:space="preserve">□</w:t>
             </w:r>
@@ -3733,7 +3755,7 @@
     <w:sectPr>
       <w:footerReference w:type="default" r:id="rIdFooter1"/>
       <w:pgSz w:w="12240" w:h="15840"/>
-      <w:pgMar w:top="893" w:right="1224" w:bottom="835" w:left="1512" w:header="432" w:footer="432" w:gutter="0"/>
+      <w:pgMar w:top="780" w:right="1224" w:bottom="760" w:left="1512" w:header="432" w:footer="432" w:gutter="0"/>
       <w:cols w:space="720"/>
     </w:sectPr>
   </w:body>
@@ -3813,7 +3835,106 @@
               <w:sz w:val="15"/>
               <w:szCs w:val="15"/>
             </w:rPr>
-            <w:t xml:space="preserve">Lesson 7-6  ·  Session 1  ·  Prerequisite Practice A</w:t>
+            <w:t xml:space="preserve">7-6 · Page </w:t>
+          </w:r>
+          <w:r>
+            <w:rPr>
+              <w:rFonts w:ascii="Avenir Next" w:hAnsi="Avenir Next" w:cs="Avenir Next" w:eastAsia="Avenir Next"/>
+              <w:color w:val="5A5F66"/>
+              <w:sz w:val="15"/>
+              <w:szCs w:val="15"/>
+            </w:rPr>
+            <w:fldChar w:fldCharType="begin"/>
+          </w:r>
+          <w:r>
+            <w:rPr>
+              <w:rFonts w:ascii="Avenir Next" w:hAnsi="Avenir Next" w:cs="Avenir Next" w:eastAsia="Avenir Next"/>
+              <w:color w:val="5A5F66"/>
+              <w:sz w:val="15"/>
+              <w:szCs w:val="15"/>
+            </w:rPr>
+            <w:instrText xml:space="preserve"> PAGE </w:instrText>
+          </w:r>
+          <w:r>
+            <w:rPr>
+              <w:rFonts w:ascii="Avenir Next" w:hAnsi="Avenir Next" w:cs="Avenir Next" w:eastAsia="Avenir Next"/>
+              <w:color w:val="5A5F66"/>
+              <w:sz w:val="15"/>
+              <w:szCs w:val="15"/>
+            </w:rPr>
+            <w:fldChar w:fldCharType="separate"/>
+          </w:r>
+          <w:r>
+            <w:rPr>
+              <w:rFonts w:ascii="Avenir Next" w:hAnsi="Avenir Next" w:cs="Avenir Next" w:eastAsia="Avenir Next"/>
+              <w:color w:val="5A5F66"/>
+              <w:sz w:val="15"/>
+              <w:szCs w:val="15"/>
+            </w:rPr>
+            <w:t xml:space="preserve">1</w:t>
+          </w:r>
+          <w:r>
+            <w:rPr>
+              <w:rFonts w:ascii="Avenir Next" w:hAnsi="Avenir Next" w:cs="Avenir Next" w:eastAsia="Avenir Next"/>
+              <w:color w:val="5A5F66"/>
+              <w:sz w:val="15"/>
+              <w:szCs w:val="15"/>
+            </w:rPr>
+            <w:fldChar w:fldCharType="end"/>
+          </w:r>
+          <w:r>
+            <w:rPr>
+              <w:rFonts w:ascii="Avenir Next" w:hAnsi="Avenir Next" w:cs="Avenir Next" w:eastAsia="Avenir Next"/>
+              <w:color w:val="5A5F66"/>
+              <w:sz w:val="15"/>
+              <w:szCs w:val="15"/>
+            </w:rPr>
+            <w:t xml:space="preserve"> of </w:t>
+          </w:r>
+          <w:r>
+            <w:rPr>
+              <w:rFonts w:ascii="Avenir Next" w:hAnsi="Avenir Next" w:cs="Avenir Next" w:eastAsia="Avenir Next"/>
+              <w:color w:val="5A5F66"/>
+              <w:sz w:val="15"/>
+              <w:szCs w:val="15"/>
+            </w:rPr>
+            <w:fldChar w:fldCharType="begin"/>
+          </w:r>
+          <w:r>
+            <w:rPr>
+              <w:rFonts w:ascii="Avenir Next" w:hAnsi="Avenir Next" w:cs="Avenir Next" w:eastAsia="Avenir Next"/>
+              <w:color w:val="5A5F66"/>
+              <w:sz w:val="15"/>
+              <w:szCs w:val="15"/>
+            </w:rPr>
+            <w:instrText xml:space="preserve"> NUMPAGES </w:instrText>
+          </w:r>
+          <w:r>
+            <w:rPr>
+              <w:rFonts w:ascii="Avenir Next" w:hAnsi="Avenir Next" w:cs="Avenir Next" w:eastAsia="Avenir Next"/>
+              <w:color w:val="5A5F66"/>
+              <w:sz w:val="15"/>
+              <w:szCs w:val="15"/>
+            </w:rPr>
+            <w:fldChar w:fldCharType="separate"/>
+          </w:r>
+          <w:r>
+            <w:rPr>
+              <w:rFonts w:ascii="Avenir Next" w:hAnsi="Avenir Next" w:cs="Avenir Next" w:eastAsia="Avenir Next"/>
+              <w:color w:val="5A5F66"/>
+              <w:sz w:val="15"/>
+              <w:szCs w:val="15"/>
+            </w:rPr>
+            <w:t xml:space="preserve">1</w:t>
+          </w:r>
+          <w:r>
+            <w:rPr>
+              <w:rFonts w:ascii="Avenir Next" w:hAnsi="Avenir Next" w:cs="Avenir Next" w:eastAsia="Avenir Next"/>
+              <w:color w:val="5A5F66"/>
+              <w:sz w:val="15"/>
+              <w:szCs w:val="15"/>
+            </w:rPr>
+            <w:fldChar w:fldCharType="end"/>
           </w:r>
         </w:p>
       </w:tc>
@@ -3856,5 +3977,23 @@
       </w:tblCellMar>
     </w:tblPr>
   </w:style>
+  <w:style w:type="paragraph" w:styleId="Heading1">
+    <w:name w:val="heading 1"/>
+    <w:basedOn w:val="Normal"/>
+    <w:pPr>
+      <w:outlineLvl w:val="0"/>
+      <w:keepNext w:val="0"/>
+      <w:keepLines w:val="0"/>
+    </w:pPr>
+  </w:style>
+  <w:style w:type="paragraph" w:styleId="Heading2">
+    <w:name w:val="heading 2"/>
+    <w:basedOn w:val="Normal"/>
+    <w:pPr>
+      <w:outlineLvl w:val="1"/>
+      <w:keepNext w:val="0"/>
+      <w:keepLines w:val="0"/>
+    </w:pPr>
+  </w:style>
 </w:styles>
 </file>